--- a/16. 6 April 2026/Rapat.docx
+++ b/16. 6 April 2026/Rapat.docx
@@ -1,6 +1,6 @@
 
 <file path=word/document.xml><?xml version="1.0" encoding="utf-8"?>
-<w:document xmlns:wpc="http://schemas.microsoft.com/office/word/2010/wordprocessingCanvas" xmlns:cx="http://schemas.microsoft.com/office/drawing/2014/chartex" xmlns:cx1="http://schemas.microsoft.com/office/drawing/2015/9/8/chartex" xmlns:cx2="http://schemas.microsoft.com/office/drawing/2015/10/21/chartex" xmlns:cx3="http://schemas.microsoft.com/office/drawing/2016/5/9/chartex" xmlns:cx4="http://schemas.microsoft.com/office/drawing/2016/5/10/chartex" xmlns:cx5="http://schemas.microsoft.com/office/drawing/2016/5/11/chartex" xmlns:cx6="http://schemas.microsoft.com/office/drawing/2016/5/12/chartex" xmlns:cx7="http://schemas.microsoft.com/office/drawing/2016/5/13/chartex" xmlns:cx8="http://schemas.microsoft.com/office/drawing/2016/5/14/chartex" xmlns:mc="http://schemas.openxmlformats.org/markup-compatibility/2006" xmlns:aink="http://schemas.microsoft.com/office/drawing/2016/ink" xmlns:am3d="http://schemas.microsoft.com/office/drawing/2017/model3d" xmlns:o="urn:schemas-microsoft-com:office:office" xmlns:oel="http://schemas.microsoft.com/office/2019/extlst" xmlns:r="http://schemas.openxmlformats.org/officeDocument/2006/relationships" xmlns:m="http://schemas.openxmlformats.org/officeDocument/2006/math" xmlns:v="urn:schemas-microsoft-com:vml" xmlns:wp14="http://schemas.microsoft.com/office/word/2010/wordprocessingDrawing" xmlns:wp="http://schemas.openxmlformats.org/drawingml/2006/wordprocessingDrawing" xmlns:w10="urn:schemas-microsoft-com:office:word" xmlns:w="http://schemas.openxmlformats.org/wordprocessingml/2006/main" xmlns:w14="http://schemas.microsoft.com/office/word/2010/wordml" xmlns:w15="http://schemas.microsoft.com/office/word/2012/wordml" xmlns:w16cex="http://schemas.microsoft.com/office/word/2018/wordml/cex" xmlns:w16cid="http://schemas.microsoft.com/office/word/2016/wordml/cid" xmlns:w16="http://schemas.microsoft.com/office/word/2018/wordml" xmlns:w16du="http://schemas.microsoft.com/office/word/2023/wordml/word16du" xmlns:w16sdtdh="http://schemas.microsoft.com/office/word/2020/wordml/sdtdatahash" xmlns:w16sdtfl="http://schemas.microsoft.com/office/word/2024/wordml/sdtformatlock" xmlns:w16se="http://schemas.microsoft.com/office/word/2015/wordml/symex" xmlns:wpg="http://schemas.microsoft.com/office/word/2010/wordprocessingGroup" xmlns:wpi="http://schemas.microsoft.com/office/word/2010/wordprocessingInk" xmlns:wne="http://schemas.microsoft.com/office/word/2006/wordml" xmlns:wps="http://schemas.microsoft.com/office/word/2010/wordprocessingShape" mc:Ignorable="w14 w15 w16se w16cid w16 w16cex w16sdtdh w16sdtfl w16du wp14">
+<w:document xmlns:wpc="http://schemas.microsoft.com/office/word/2010/wordprocessingCanvas" xmlns:cx="http://schemas.microsoft.com/office/drawing/2014/chartex" xmlns:cx1="http://schemas.microsoft.com/office/drawing/2015/9/8/chartex" xmlns:cx2="http://schemas.microsoft.com/office/drawing/2015/10/21/chartex" xmlns:cx3="http://schemas.microsoft.com/office/drawing/2016/5/9/chartex" xmlns:cx4="http://schemas.microsoft.com/office/drawing/2016/5/10/chartex" xmlns:cx5="http://schemas.microsoft.com/office/drawing/2016/5/11/chartex" xmlns:cx6="http://schemas.microsoft.com/office/drawing/2016/5/12/chartex" xmlns:cx7="http://schemas.microsoft.com/office/drawing/2016/5/13/chartex" xmlns:cx8="http://schemas.microsoft.com/office/drawing/2016/5/14/chartex" xmlns:mc="http://schemas.openxmlformats.org/markup-compatibility/2006" xmlns:aink="http://schemas.microsoft.com/office/drawing/2016/ink" xmlns:am3d="http://schemas.microsoft.com/office/drawing/2017/model3d" xmlns:o="urn:schemas-microsoft-com:office:office" xmlns:r="http://schemas.openxmlformats.org/officeDocument/2006/relationships" xmlns:m="http://schemas.openxmlformats.org/officeDocument/2006/math" xmlns:v="urn:schemas-microsoft-com:vml" xmlns:wp14="http://schemas.microsoft.com/office/word/2010/wordprocessingDrawing" xmlns:wp="http://schemas.openxmlformats.org/drawingml/2006/wordprocessingDrawing" xmlns:w10="urn:schemas-microsoft-com:office:word" xmlns:w="http://schemas.openxmlformats.org/wordprocessingml/2006/main" xmlns:w14="http://schemas.microsoft.com/office/word/2010/wordml" xmlns:w15="http://schemas.microsoft.com/office/word/2012/wordml" xmlns:w16cex="http://schemas.microsoft.com/office/word/2018/wordml/cex" xmlns:w16cid="http://schemas.microsoft.com/office/word/2016/wordml/cid" xmlns:w16="http://schemas.microsoft.com/office/word/2018/wordml" xmlns:w16se="http://schemas.microsoft.com/office/word/2015/wordml/symex" xmlns:wpg="http://schemas.microsoft.com/office/word/2010/wordprocessingGroup" xmlns:wpi="http://schemas.microsoft.com/office/word/2010/wordprocessingInk" xmlns:wne="http://schemas.microsoft.com/office/word/2006/wordml" xmlns:wps="http://schemas.microsoft.com/office/word/2010/wordprocessingShape" mc:Ignorable="w14 w15 w16se w16cid w16 w16cex wp14">
   <w:body>
     <w:p>
       <w:r>
@@ -8,8 +8,13 @@
       </w:r>
     </w:p>
     <w:p>
-      <w:r>
-        <w:t>Tanggal : Senin, 6 April 2026</w:t>
+      <w:proofErr w:type="gramStart"/>
+      <w:r>
+        <w:t>Tanggal :</w:t>
+      </w:r>
+      <w:proofErr w:type="gramEnd"/>
+      <w:r>
+        <w:t xml:space="preserve"> Senin, 6 April 2026</w:t>
       </w:r>
     </w:p>
     <w:p>
@@ -24,6 +29,21 @@
           <w:ilvl w:val="0"/>
           <w:numId w:val="1"/>
         </w:numPr>
+        <w:sectPr>
+          <w:pgSz w:w="12240" w:h="15840"/>
+          <w:pgMar w:top="1440" w:right="1440" w:bottom="1440" w:left="1440" w:header="720" w:footer="720" w:gutter="0"/>
+          <w:cols w:space="720"/>
+          <w:docGrid w:linePitch="360"/>
+        </w:sectPr>
+      </w:pPr>
+    </w:p>
+    <w:p>
+      <w:pPr>
+        <w:pStyle w:val="ListParagraph"/>
+        <w:numPr>
+          <w:ilvl w:val="0"/>
+          <w:numId w:val="1"/>
+        </w:numPr>
       </w:pPr>
       <w:r>
         <w:t>Ustadz Iman</w:t>
@@ -138,6 +158,17 @@
       </w:r>
     </w:p>
     <w:p>
+      <w:pPr>
+        <w:sectPr>
+          <w:type w:val="continuous"/>
+          <w:pgSz w:w="12240" w:h="15840"/>
+          <w:pgMar w:top="1440" w:right="1440" w:bottom="1440" w:left="1440" w:header="720" w:footer="720" w:gutter="0"/>
+          <w:cols w:num="3" w:space="720"/>
+          <w:docGrid w:linePitch="360"/>
+        </w:sectPr>
+      </w:pPr>
+    </w:p>
+    <w:p>
       <w:r>
         <w:t>Fixasi TKA</w:t>
       </w:r>
@@ -151,7 +182,346 @@
         </w:numPr>
       </w:pPr>
       <w:r>
-        <w:t>Salin dari Excel ke sini</w:t>
+        <w:t>PKBM Bunda</w:t>
+      </w:r>
+    </w:p>
+    <w:p>
+      <w:pPr>
+        <w:pStyle w:val="ListParagraph"/>
+        <w:numPr>
+          <w:ilvl w:val="1"/>
+          <w:numId w:val="1"/>
+        </w:numPr>
+      </w:pPr>
+      <w:proofErr w:type="gramStart"/>
+      <w:r>
+        <w:t>Pendamping :</w:t>
+      </w:r>
+      <w:proofErr w:type="gramEnd"/>
+      <w:r>
+        <w:t xml:space="preserve"> Ustadz Zen &amp; Ustadzah Rania</w:t>
+      </w:r>
+    </w:p>
+    <w:p>
+      <w:pPr>
+        <w:pStyle w:val="ListParagraph"/>
+        <w:numPr>
+          <w:ilvl w:val="1"/>
+          <w:numId w:val="1"/>
+        </w:numPr>
+      </w:pPr>
+      <w:r>
+        <w:t>Mobil 1</w:t>
+      </w:r>
+    </w:p>
+    <w:p>
+      <w:pPr>
+        <w:pStyle w:val="ListParagraph"/>
+        <w:numPr>
+          <w:ilvl w:val="2"/>
+          <w:numId w:val="1"/>
+        </w:numPr>
+      </w:pPr>
+      <w:r>
+        <w:t>Ibrahim Khalil M</w:t>
+      </w:r>
+      <w:bookmarkStart w:id="0" w:name="_GoBack"/>
+      <w:bookmarkEnd w:id="0"/>
+      <w:r>
+        <w:t>uttaqin</w:t>
+      </w:r>
+    </w:p>
+    <w:p>
+      <w:pPr>
+        <w:pStyle w:val="ListParagraph"/>
+        <w:numPr>
+          <w:ilvl w:val="2"/>
+          <w:numId w:val="1"/>
+        </w:numPr>
+      </w:pPr>
+      <w:r>
+        <w:t>Kamil Khairul azam</w:t>
+      </w:r>
+    </w:p>
+    <w:p>
+      <w:pPr>
+        <w:pStyle w:val="ListParagraph"/>
+        <w:numPr>
+          <w:ilvl w:val="2"/>
+          <w:numId w:val="1"/>
+        </w:numPr>
+      </w:pPr>
+      <w:r>
+        <w:t>Muhammad Daffa Abdul Rafi</w:t>
+      </w:r>
+    </w:p>
+    <w:p>
+      <w:pPr>
+        <w:pStyle w:val="ListParagraph"/>
+        <w:numPr>
+          <w:ilvl w:val="2"/>
+          <w:numId w:val="1"/>
+        </w:numPr>
+      </w:pPr>
+      <w:r>
+        <w:t>Wildan Akhram Pratama</w:t>
+      </w:r>
+    </w:p>
+    <w:p>
+      <w:pPr>
+        <w:pStyle w:val="ListParagraph"/>
+        <w:numPr>
+          <w:ilvl w:val="2"/>
+          <w:numId w:val="1"/>
+        </w:numPr>
+      </w:pPr>
+      <w:r>
+        <w:t>Zufar Lahidh Royyan Ash Shiddiq</w:t>
+      </w:r>
+    </w:p>
+    <w:p>
+      <w:pPr>
+        <w:pStyle w:val="ListParagraph"/>
+        <w:numPr>
+          <w:ilvl w:val="1"/>
+          <w:numId w:val="1"/>
+        </w:numPr>
+      </w:pPr>
+      <w:r>
+        <w:t>Mobil 2</w:t>
+      </w:r>
+    </w:p>
+    <w:p>
+      <w:pPr>
+        <w:pStyle w:val="ListParagraph"/>
+        <w:numPr>
+          <w:ilvl w:val="2"/>
+          <w:numId w:val="1"/>
+        </w:numPr>
+      </w:pPr>
+      <w:r>
+        <w:t>Aaisyah Putri Az Zahra</w:t>
+      </w:r>
+    </w:p>
+    <w:p>
+      <w:pPr>
+        <w:pStyle w:val="ListParagraph"/>
+        <w:numPr>
+          <w:ilvl w:val="2"/>
+          <w:numId w:val="1"/>
+        </w:numPr>
+      </w:pPr>
+      <w:r>
+        <w:t>AUDREY CALLYSTA FATIH</w:t>
+      </w:r>
+    </w:p>
+    <w:p>
+      <w:pPr>
+        <w:pStyle w:val="ListParagraph"/>
+        <w:numPr>
+          <w:ilvl w:val="2"/>
+          <w:numId w:val="1"/>
+        </w:numPr>
+      </w:pPr>
+      <w:r>
+        <w:t>KHANZA NUR ASSYIFA</w:t>
+      </w:r>
+    </w:p>
+    <w:p>
+      <w:pPr>
+        <w:pStyle w:val="ListParagraph"/>
+        <w:numPr>
+          <w:ilvl w:val="0"/>
+          <w:numId w:val="1"/>
+        </w:numPr>
+      </w:pPr>
+      <w:r>
+        <w:t>PKBM Bangun Rejo</w:t>
+      </w:r>
+    </w:p>
+    <w:p>
+      <w:pPr>
+        <w:pStyle w:val="ListParagraph"/>
+        <w:numPr>
+          <w:ilvl w:val="1"/>
+          <w:numId w:val="1"/>
+        </w:numPr>
+      </w:pPr>
+      <w:proofErr w:type="gramStart"/>
+      <w:r>
+        <w:t>Pendamping :</w:t>
+      </w:r>
+      <w:proofErr w:type="gramEnd"/>
+      <w:r>
+        <w:t xml:space="preserve"> Ustadz Zaki &amp; Ustadzah Rahmah</w:t>
+      </w:r>
+    </w:p>
+    <w:p>
+      <w:pPr>
+        <w:pStyle w:val="ListParagraph"/>
+        <w:numPr>
+          <w:ilvl w:val="1"/>
+          <w:numId w:val="1"/>
+        </w:numPr>
+      </w:pPr>
+      <w:r>
+        <w:t>Mobil 1</w:t>
+      </w:r>
+    </w:p>
+    <w:p>
+      <w:pPr>
+        <w:pStyle w:val="ListParagraph"/>
+        <w:numPr>
+          <w:ilvl w:val="2"/>
+          <w:numId w:val="1"/>
+        </w:numPr>
+      </w:pPr>
+      <w:r>
+        <w:t>Muhammad Nizam Ghifari</w:t>
+      </w:r>
+    </w:p>
+    <w:p>
+      <w:pPr>
+        <w:pStyle w:val="ListParagraph"/>
+        <w:numPr>
+          <w:ilvl w:val="2"/>
+          <w:numId w:val="1"/>
+        </w:numPr>
+      </w:pPr>
+      <w:r>
+        <w:t>Nadil AL Fayyadh</w:t>
+      </w:r>
+    </w:p>
+    <w:p>
+      <w:pPr>
+        <w:pStyle w:val="ListParagraph"/>
+        <w:numPr>
+          <w:ilvl w:val="2"/>
+          <w:numId w:val="1"/>
+        </w:numPr>
+      </w:pPr>
+      <w:r>
+        <w:t>Wildhan Habibi Ariyadi</w:t>
+      </w:r>
+    </w:p>
+    <w:p>
+      <w:pPr>
+        <w:pStyle w:val="ListParagraph"/>
+        <w:numPr>
+          <w:ilvl w:val="2"/>
+          <w:numId w:val="1"/>
+        </w:numPr>
+      </w:pPr>
+      <w:r>
+        <w:t>Hanif</w:t>
+      </w:r>
+    </w:p>
+    <w:p>
+      <w:pPr>
+        <w:pStyle w:val="ListParagraph"/>
+        <w:numPr>
+          <w:ilvl w:val="2"/>
+          <w:numId w:val="1"/>
+        </w:numPr>
+      </w:pPr>
+      <w:r>
+        <w:t>Ifroyim</w:t>
+      </w:r>
+    </w:p>
+    <w:p>
+      <w:pPr>
+        <w:pStyle w:val="ListParagraph"/>
+        <w:numPr>
+          <w:ilvl w:val="2"/>
+          <w:numId w:val="1"/>
+        </w:numPr>
+      </w:pPr>
+      <w:r>
+        <w:t>Kholis</w:t>
+      </w:r>
+    </w:p>
+    <w:p>
+      <w:pPr>
+        <w:pStyle w:val="ListParagraph"/>
+        <w:numPr>
+          <w:ilvl w:val="1"/>
+          <w:numId w:val="1"/>
+        </w:numPr>
+      </w:pPr>
+      <w:r>
+        <w:t>Mobil 2</w:t>
+      </w:r>
+    </w:p>
+    <w:p>
+      <w:pPr>
+        <w:pStyle w:val="ListParagraph"/>
+        <w:numPr>
+          <w:ilvl w:val="2"/>
+          <w:numId w:val="1"/>
+        </w:numPr>
+      </w:pPr>
+      <w:r>
+        <w:t>Syifa Salsabila</w:t>
+      </w:r>
+    </w:p>
+    <w:p>
+      <w:pPr>
+        <w:pStyle w:val="ListParagraph"/>
+        <w:numPr>
+          <w:ilvl w:val="2"/>
+          <w:numId w:val="1"/>
+        </w:numPr>
+      </w:pPr>
+      <w:r>
+        <w:t>Aisyah Muwahhidah</w:t>
+      </w:r>
+    </w:p>
+    <w:p>
+      <w:pPr>
+        <w:pStyle w:val="ListParagraph"/>
+        <w:numPr>
+          <w:ilvl w:val="2"/>
+          <w:numId w:val="1"/>
+        </w:numPr>
+      </w:pPr>
+      <w:r>
+        <w:t>Aiko</w:t>
+      </w:r>
+    </w:p>
+    <w:p>
+      <w:pPr>
+        <w:pStyle w:val="ListParagraph"/>
+        <w:numPr>
+          <w:ilvl w:val="2"/>
+          <w:numId w:val="1"/>
+        </w:numPr>
+      </w:pPr>
+      <w:r>
+        <w:t>Amila</w:t>
+      </w:r>
+    </w:p>
+    <w:p>
+      <w:pPr>
+        <w:pStyle w:val="ListParagraph"/>
+        <w:numPr>
+          <w:ilvl w:val="2"/>
+          <w:numId w:val="1"/>
+        </w:numPr>
+      </w:pPr>
+      <w:r>
+        <w:t>Zidane AL Asytar Syakur</w:t>
+      </w:r>
+    </w:p>
+    <w:p>
+      <w:pPr>
+        <w:pStyle w:val="ListParagraph"/>
+        <w:numPr>
+          <w:ilvl w:val="2"/>
+          <w:numId w:val="1"/>
+        </w:numPr>
+      </w:pPr>
+      <w:r>
+        <w:t>Mirza</w:t>
       </w:r>
     </w:p>
     <w:p>
@@ -185,6 +555,7 @@
         </w:numPr>
       </w:pPr>
       <w:r>
+        <w:lastRenderedPageBreak/>
         <w:t>Belum terdata semua. Segera didata</w:t>
       </w:r>
     </w:p>
@@ -353,8 +724,15 @@
         </w:numPr>
       </w:pPr>
       <w:r>
-        <w:lastRenderedPageBreak/>
-        <w:t xml:space="preserve">Kuttab putra : </w:t>
+        <w:t xml:space="preserve">Kuttab </w:t>
+      </w:r>
+      <w:proofErr w:type="gramStart"/>
+      <w:r>
+        <w:t>putra :</w:t>
+      </w:r>
+      <w:proofErr w:type="gramEnd"/>
+      <w:r>
+        <w:t xml:space="preserve"> </w:t>
       </w:r>
       <w:r>
         <w:t>16</w:t>
@@ -386,8 +764,13 @@
           <w:numId w:val="1"/>
         </w:numPr>
       </w:pPr>
-      <w:r>
-        <w:t>Tempat : 3.500.000</w:t>
+      <w:proofErr w:type="gramStart"/>
+      <w:r>
+        <w:t>Tempat :</w:t>
+      </w:r>
+      <w:proofErr w:type="gramEnd"/>
+      <w:r>
+        <w:t xml:space="preserve"> 3.500.000</w:t>
       </w:r>
       <w:r>
         <w:t xml:space="preserve"> (tahun lalu)</w:t>
@@ -530,6 +913,7 @@
       </w:r>
     </w:p>
     <w:sectPr>
+      <w:type w:val="continuous"/>
       <w:pgSz w:w="12240" w:h="15840"/>
       <w:pgMar w:top="1440" w:right="1440" w:bottom="1440" w:left="1440" w:header="720" w:footer="720" w:gutter="0"/>
       <w:cols w:space="720"/>
@@ -540,7 +924,7 @@
 </file>
 
 <file path=word/numbering.xml><?xml version="1.0" encoding="utf-8"?>
-<w:numbering xmlns:wpc="http://schemas.microsoft.com/office/word/2010/wordprocessingCanvas" xmlns:cx="http://schemas.microsoft.com/office/drawing/2014/chartex" xmlns:cx1="http://schemas.microsoft.com/office/drawing/2015/9/8/chartex" xmlns:cx2="http://schemas.microsoft.com/office/drawing/2015/10/21/chartex" xmlns:cx3="http://schemas.microsoft.com/office/drawing/2016/5/9/chartex" xmlns:cx4="http://schemas.microsoft.com/office/drawing/2016/5/10/chartex" xmlns:cx5="http://schemas.microsoft.com/office/drawing/2016/5/11/chartex" xmlns:cx6="http://schemas.microsoft.com/office/drawing/2016/5/12/chartex" xmlns:cx7="http://schemas.microsoft.com/office/drawing/2016/5/13/chartex" xmlns:cx8="http://schemas.microsoft.com/office/drawing/2016/5/14/chartex" xmlns:mc="http://schemas.openxmlformats.org/markup-compatibility/2006" xmlns:aink="http://schemas.microsoft.com/office/drawing/2016/ink" xmlns:am3d="http://schemas.microsoft.com/office/drawing/2017/model3d" xmlns:o="urn:schemas-microsoft-com:office:office" xmlns:oel="http://schemas.microsoft.com/office/2019/extlst" xmlns:r="http://schemas.openxmlformats.org/officeDocument/2006/relationships" xmlns:m="http://schemas.openxmlformats.org/officeDocument/2006/math" xmlns:v="urn:schemas-microsoft-com:vml" xmlns:wp14="http://schemas.microsoft.com/office/word/2010/wordprocessingDrawing" xmlns:wp="http://schemas.openxmlformats.org/drawingml/2006/wordprocessingDrawing" xmlns:w10="urn:schemas-microsoft-com:office:word" xmlns:w="http://schemas.openxmlformats.org/wordprocessingml/2006/main" xmlns:w14="http://schemas.microsoft.com/office/word/2010/wordml" xmlns:w15="http://schemas.microsoft.com/office/word/2012/wordml" xmlns:w16cex="http://schemas.microsoft.com/office/word/2018/wordml/cex" xmlns:w16cid="http://schemas.microsoft.com/office/word/2016/wordml/cid" xmlns:w16="http://schemas.microsoft.com/office/word/2018/wordml" xmlns:w16du="http://schemas.microsoft.com/office/word/2023/wordml/word16du" xmlns:w16sdtdh="http://schemas.microsoft.com/office/word/2020/wordml/sdtdatahash" xmlns:w16sdtfl="http://schemas.microsoft.com/office/word/2024/wordml/sdtformatlock" xmlns:w16se="http://schemas.microsoft.com/office/word/2015/wordml/symex" xmlns:wpg="http://schemas.microsoft.com/office/word/2010/wordprocessingGroup" xmlns:wpi="http://schemas.microsoft.com/office/word/2010/wordprocessingInk" xmlns:wne="http://schemas.microsoft.com/office/word/2006/wordml" xmlns:wps="http://schemas.microsoft.com/office/word/2010/wordprocessingShape" mc:Ignorable="w14 w15 w16se w16cid w16 w16cex w16sdtdh w16sdtfl w16du wp14">
+<w:numbering xmlns:wpc="http://schemas.microsoft.com/office/word/2010/wordprocessingCanvas" xmlns:cx="http://schemas.microsoft.com/office/drawing/2014/chartex" xmlns:cx1="http://schemas.microsoft.com/office/drawing/2015/9/8/chartex" xmlns:cx2="http://schemas.microsoft.com/office/drawing/2015/10/21/chartex" xmlns:cx3="http://schemas.microsoft.com/office/drawing/2016/5/9/chartex" xmlns:cx4="http://schemas.microsoft.com/office/drawing/2016/5/10/chartex" xmlns:cx5="http://schemas.microsoft.com/office/drawing/2016/5/11/chartex" xmlns:cx6="http://schemas.microsoft.com/office/drawing/2016/5/12/chartex" xmlns:cx7="http://schemas.microsoft.com/office/drawing/2016/5/13/chartex" xmlns:cx8="http://schemas.microsoft.com/office/drawing/2016/5/14/chartex" xmlns:mc="http://schemas.openxmlformats.org/markup-compatibility/2006" xmlns:aink="http://schemas.microsoft.com/office/drawing/2016/ink" xmlns:am3d="http://schemas.microsoft.com/office/drawing/2017/model3d" xmlns:o="urn:schemas-microsoft-com:office:office" xmlns:r="http://schemas.openxmlformats.org/officeDocument/2006/relationships" xmlns:m="http://schemas.openxmlformats.org/officeDocument/2006/math" xmlns:v="urn:schemas-microsoft-com:vml" xmlns:wp14="http://schemas.microsoft.com/office/word/2010/wordprocessingDrawing" xmlns:wp="http://schemas.openxmlformats.org/drawingml/2006/wordprocessingDrawing" xmlns:w10="urn:schemas-microsoft-com:office:word" xmlns:w="http://schemas.openxmlformats.org/wordprocessingml/2006/main" xmlns:w14="http://schemas.microsoft.com/office/word/2010/wordml" xmlns:w15="http://schemas.microsoft.com/office/word/2012/wordml" xmlns:w16cex="http://schemas.microsoft.com/office/word/2018/wordml/cex" xmlns:w16cid="http://schemas.microsoft.com/office/word/2016/wordml/cid" xmlns:w16="http://schemas.microsoft.com/office/word/2018/wordml" xmlns:w16se="http://schemas.microsoft.com/office/word/2015/wordml/symex" xmlns:wpg="http://schemas.microsoft.com/office/word/2010/wordprocessingGroup" xmlns:wpi="http://schemas.microsoft.com/office/word/2010/wordprocessingInk" xmlns:wne="http://schemas.microsoft.com/office/word/2006/wordml" xmlns:wps="http://schemas.microsoft.com/office/word/2010/wordprocessingShape" mc:Ignorable="w14 w15 w16se w16cid w16 w16cex wp14">
   <w:abstractNum w:abstractNumId="0" w15:restartNumberingAfterBreak="0">
     <w:nsid w:val="2F4368F7"/>
     <w:multiLevelType w:val="hybridMultilevel"/>
@@ -653,14 +1037,14 @@
       </w:rPr>
     </w:lvl>
   </w:abstractNum>
-  <w:num w:numId="1" w16cid:durableId="1635141840">
+  <w:num w:numId="1">
     <w:abstractNumId w:val="0"/>
   </w:num>
 </w:numbering>
 </file>
 
 <file path=word/styles.xml><?xml version="1.0" encoding="utf-8"?>
-<w:styles xmlns:mc="http://schemas.openxmlformats.org/markup-compatibility/2006" xmlns:r="http://schemas.openxmlformats.org/officeDocument/2006/relationships" xmlns:w="http://schemas.openxmlformats.org/wordprocessingml/2006/main" xmlns:w14="http://schemas.microsoft.com/office/word/2010/wordml" xmlns:w15="http://schemas.microsoft.com/office/word/2012/wordml" xmlns:w16cex="http://schemas.microsoft.com/office/word/2018/wordml/cex" xmlns:w16cid="http://schemas.microsoft.com/office/word/2016/wordml/cid" xmlns:w16="http://schemas.microsoft.com/office/word/2018/wordml" xmlns:w16du="http://schemas.microsoft.com/office/word/2023/wordml/word16du" xmlns:w16sdtdh="http://schemas.microsoft.com/office/word/2020/wordml/sdtdatahash" xmlns:w16sdtfl="http://schemas.microsoft.com/office/word/2024/wordml/sdtformatlock" xmlns:w16se="http://schemas.microsoft.com/office/word/2015/wordml/symex" mc:Ignorable="w14 w15 w16se w16cid w16 w16cex w16sdtdh w16sdtfl w16du">
+<w:styles xmlns:mc="http://schemas.openxmlformats.org/markup-compatibility/2006" xmlns:r="http://schemas.openxmlformats.org/officeDocument/2006/relationships" xmlns:w="http://schemas.openxmlformats.org/wordprocessingml/2006/main" xmlns:w14="http://schemas.microsoft.com/office/word/2010/wordml" xmlns:w15="http://schemas.microsoft.com/office/word/2012/wordml" xmlns:w16cex="http://schemas.microsoft.com/office/word/2018/wordml/cex" xmlns:w16cid="http://schemas.microsoft.com/office/word/2016/wordml/cid" xmlns:w16="http://schemas.microsoft.com/office/word/2018/wordml" xmlns:w16se="http://schemas.microsoft.com/office/word/2015/wordml/symex" mc:Ignorable="w14 w15 w16se w16cid w16 w16cex">
   <w:docDefaults>
     <w:rPrDefault>
       <w:rPr>

--- a/16. 6 April 2026/Rapat.docx
+++ b/16. 6 April 2026/Rapat.docx
@@ -172,6 +172,50 @@
       <w:r>
         <w:t>Fixasi TKA</w:t>
       </w:r>
+      <w:r>
+        <w:br/>
+      </w:r>
+      <w:proofErr w:type="gramStart"/>
+      <w:r>
+        <w:rPr>
+          <mc:AlternateContent>
+            <mc:Choice Requires="w16se"/>
+            <mc:Fallback>
+              <w:rFonts w:ascii="Segoe UI Emoji" w:eastAsia="Segoe UI Emoji" w:hAnsi="Segoe UI Emoji" w:cs="Segoe UI Emoji"/>
+            </mc:Fallback>
+          </mc:AlternateContent>
+        </w:rPr>
+        <mc:AlternateContent>
+          <mc:Choice Requires="w16se">
+            <w16se:symEx w16se:font="Segoe UI Emoji" w16se:char="1F4BB"/>
+          </mc:Choice>
+          <mc:Fallback>
+            <w:t>💻</w:t>
+          </mc:Fallback>
+        </mc:AlternateContent>
+      </w:r>
+      <w:r>
+        <w:t xml:space="preserve"> :</w:t>
+      </w:r>
+      <w:proofErr w:type="gramEnd"/>
+      <w:r>
+        <w:t xml:space="preserve"> Memiliki laptop</w:t>
+      </w:r>
+      <w:r>
+        <w:br/>
+      </w:r>
+      <w:r>
+        <w:rPr>
+          <w:rFonts w:ascii="Segoe UI Emoji" w:hAnsi="Segoe UI Emoji" w:cs="Segoe UI Emoji"/>
+        </w:rPr>
+        <w:t>❌</w:t>
+      </w:r>
+      <w:r>
+        <w:rPr>
+          <w:rFonts w:ascii="Segoe UI Emoji" w:hAnsi="Segoe UI Emoji" w:cs="Segoe UI Emoji"/>
+        </w:rPr>
+        <w:t xml:space="preserve"> : Tidak memiliki laptop</w:t>
+      </w:r>
     </w:p>
     <w:p>
       <w:pPr>
@@ -214,70 +258,1393 @@
         <w:t>Mobil 1</w:t>
       </w:r>
     </w:p>
-    <w:p>
-      <w:pPr>
-        <w:pStyle w:val="ListParagraph"/>
-        <w:numPr>
-          <w:ilvl w:val="2"/>
-          <w:numId w:val="1"/>
-        </w:numPr>
-      </w:pPr>
-      <w:r>
-        <w:t>Ibrahim Khalil M</w:t>
-      </w:r>
+    <w:tbl>
+      <w:tblPr>
+        <w:tblStyle w:val="TableGrid"/>
+        <w:tblW w:w="0" w:type="auto"/>
+        <w:tblInd w:w="1440" w:type="dxa"/>
+        <w:tblLook w:val="04A0" w:firstRow="1" w:lastRow="0" w:firstColumn="1" w:lastColumn="0" w:noHBand="0" w:noVBand="1"/>
+      </w:tblPr>
+      <w:tblGrid>
+        <w:gridCol w:w="3494"/>
+        <w:gridCol w:w="1084"/>
+        <w:gridCol w:w="1562"/>
+        <w:gridCol w:w="1562"/>
+      </w:tblGrid>
+      <w:tr>
+        <w:tc>
+          <w:tcPr>
+            <w:tcW w:w="0" w:type="auto"/>
+          </w:tcPr>
+          <w:p>
+            <w:pPr>
+              <w:pStyle w:val="ListParagraph"/>
+              <w:ind w:left="0"/>
+              <w:jc w:val="center"/>
+              <w:rPr>
+                <w:b/>
+                <w:bCs/>
+              </w:rPr>
+            </w:pPr>
+            <w:r>
+              <w:rPr>
+                <w:b/>
+                <w:bCs/>
+              </w:rPr>
+              <w:t>Nama</w:t>
+            </w:r>
+          </w:p>
+        </w:tc>
+        <w:tc>
+          <w:tcPr>
+            <w:tcW w:w="0" w:type="auto"/>
+          </w:tcPr>
+          <w:p>
+            <w:pPr>
+              <w:pStyle w:val="ListParagraph"/>
+              <w:ind w:left="0"/>
+              <w:jc w:val="center"/>
+              <w:rPr>
+                <w:b/>
+                <w:bCs/>
+              </w:rPr>
+            </w:pPr>
+            <w:r>
+              <w:rPr>
+                <w:b/>
+                <w:bCs/>
+              </w:rPr>
+              <w:t>Laptop?</w:t>
+            </w:r>
+          </w:p>
+        </w:tc>
+        <w:tc>
+          <w:tcPr>
+            <w:tcW w:w="0" w:type="auto"/>
+          </w:tcPr>
+          <w:p>
+            <w:pPr>
+              <w:pStyle w:val="ListParagraph"/>
+              <w:ind w:left="0"/>
+              <w:jc w:val="center"/>
+              <w:rPr>
+                <w:b/>
+                <w:bCs/>
+              </w:rPr>
+            </w:pPr>
+            <w:r>
+              <w:rPr>
+                <w:b/>
+                <w:bCs/>
+              </w:rPr>
+              <w:t>Sabtu</w:t>
+            </w:r>
+          </w:p>
+        </w:tc>
+        <w:tc>
+          <w:tcPr>
+            <w:tcW w:w="0" w:type="auto"/>
+          </w:tcPr>
+          <w:p>
+            <w:pPr>
+              <w:pStyle w:val="ListParagraph"/>
+              <w:ind w:left="0"/>
+              <w:jc w:val="center"/>
+              <w:rPr>
+                <w:b/>
+                <w:bCs/>
+              </w:rPr>
+            </w:pPr>
+            <w:r>
+              <w:rPr>
+                <w:b/>
+                <w:bCs/>
+              </w:rPr>
+              <w:t>Ahad</w:t>
+            </w:r>
+          </w:p>
+        </w:tc>
+      </w:tr>
+      <w:tr>
+        <w:tc>
+          <w:tcPr>
+            <w:tcW w:w="0" w:type="auto"/>
+          </w:tcPr>
+          <w:p>
+            <w:pPr>
+              <w:pStyle w:val="ListParagraph"/>
+              <w:ind w:left="0"/>
+            </w:pPr>
+            <w:r>
+              <w:t>Ibrahim Khalil Muttaqin</w:t>
+            </w:r>
+          </w:p>
+        </w:tc>
+        <w:tc>
+          <w:tcPr>
+            <w:tcW w:w="0" w:type="auto"/>
+          </w:tcPr>
+          <w:p>
+            <w:pPr>
+              <w:pStyle w:val="ListParagraph"/>
+              <w:ind w:left="0"/>
+            </w:pPr>
+          </w:p>
+        </w:tc>
+        <w:tc>
+          <w:tcPr>
+            <w:tcW w:w="0" w:type="auto"/>
+            <w:shd w:val="clear" w:color="auto" w:fill="FF0000"/>
+          </w:tcPr>
+          <w:p>
+            <w:pPr>
+              <w:pStyle w:val="ListParagraph"/>
+              <w:ind w:left="0"/>
+              <w:rPr>
+                <w:color w:val="FFFFFF" w:themeColor="background1"/>
+              </w:rPr>
+            </w:pPr>
+            <w:r>
+              <w:rPr>
+                <w:color w:val="FFFFFF" w:themeColor="background1"/>
+              </w:rPr>
+              <w:t>08:00 – 09:45</w:t>
+            </w:r>
+          </w:p>
+        </w:tc>
+        <w:tc>
+          <w:tcPr>
+            <w:tcW w:w="0" w:type="auto"/>
+            <w:shd w:val="clear" w:color="auto" w:fill="FFFF00"/>
+          </w:tcPr>
+          <w:p>
+            <w:pPr>
+              <w:pStyle w:val="ListParagraph"/>
+              <w:ind w:left="0"/>
+            </w:pPr>
+            <w:r>
+              <w:t>10:15 – 12:00</w:t>
+            </w:r>
+          </w:p>
+        </w:tc>
+      </w:tr>
+      <w:tr>
+        <w:tc>
+          <w:tcPr>
+            <w:tcW w:w="0" w:type="auto"/>
+          </w:tcPr>
+          <w:p>
+            <w:pPr>
+              <w:pStyle w:val="ListParagraph"/>
+              <w:ind w:left="0"/>
+            </w:pPr>
+            <w:r>
+              <w:t>Kamil Khairul azam</w:t>
+            </w:r>
+          </w:p>
+        </w:tc>
+        <w:tc>
+          <w:tcPr>
+            <w:tcW w:w="0" w:type="auto"/>
+          </w:tcPr>
+          <w:p>
+            <w:pPr>
+              <w:pStyle w:val="ListParagraph"/>
+              <w:ind w:left="0"/>
+            </w:pPr>
+            <w:r>
+              <w:rPr>
+                <mc:AlternateContent>
+                  <mc:Choice Requires="w16se"/>
+                  <mc:Fallback>
+                    <w:rFonts w:ascii="Segoe UI Emoji" w:eastAsia="Segoe UI Emoji" w:hAnsi="Segoe UI Emoji" w:cs="Segoe UI Emoji"/>
+                  </mc:Fallback>
+                </mc:AlternateContent>
+              </w:rPr>
+              <mc:AlternateContent>
+                <mc:Choice Requires="w16se">
+                  <w16se:symEx w16se:font="Segoe UI Emoji" w16se:char="1F4BB"/>
+                </mc:Choice>
+                <mc:Fallback>
+                  <w:t>💻</w:t>
+                </mc:Fallback>
+              </mc:AlternateContent>
+            </w:r>
+          </w:p>
+        </w:tc>
+        <w:tc>
+          <w:tcPr>
+            <w:tcW w:w="0" w:type="auto"/>
+            <w:shd w:val="clear" w:color="auto" w:fill="FF0000"/>
+          </w:tcPr>
+          <w:p>
+            <w:pPr>
+              <w:pStyle w:val="ListParagraph"/>
+              <w:ind w:left="0"/>
+              <w:rPr>
+                <w:color w:val="FFFFFF" w:themeColor="background1"/>
+              </w:rPr>
+            </w:pPr>
+            <w:r>
+              <w:rPr>
+                <w:color w:val="FFFFFF" w:themeColor="background1"/>
+              </w:rPr>
+              <w:t>08:00 – 09:45</w:t>
+            </w:r>
+          </w:p>
+        </w:tc>
+        <w:tc>
+          <w:tcPr>
+            <w:tcW w:w="0" w:type="auto"/>
+            <w:shd w:val="clear" w:color="auto" w:fill="FFFF00"/>
+          </w:tcPr>
+          <w:p>
+            <w:pPr>
+              <w:pStyle w:val="ListParagraph"/>
+              <w:ind w:left="0"/>
+            </w:pPr>
+            <w:r>
+              <w:t>10:15 – 12:00</w:t>
+            </w:r>
+          </w:p>
+        </w:tc>
+      </w:tr>
+      <w:tr>
+        <w:tc>
+          <w:tcPr>
+            <w:tcW w:w="0" w:type="auto"/>
+          </w:tcPr>
+          <w:p>
+            <w:pPr>
+              <w:pStyle w:val="ListParagraph"/>
+              <w:ind w:left="0"/>
+            </w:pPr>
+            <w:r>
+              <w:t>Muhammad Daffa Abdul Rafi</w:t>
+            </w:r>
+          </w:p>
+        </w:tc>
+        <w:tc>
+          <w:tcPr>
+            <w:tcW w:w="0" w:type="auto"/>
+          </w:tcPr>
+          <w:p>
+            <w:pPr>
+              <w:pStyle w:val="ListParagraph"/>
+              <w:ind w:left="0"/>
+            </w:pPr>
+            <w:r>
+              <w:rPr>
+                <w:rFonts w:ascii="Segoe UI Emoji" w:hAnsi="Segoe UI Emoji" w:cs="Segoe UI Emoji"/>
+              </w:rPr>
+              <w:t>❌</w:t>
+            </w:r>
+          </w:p>
+        </w:tc>
+        <w:tc>
+          <w:tcPr>
+            <w:tcW w:w="0" w:type="auto"/>
+            <w:shd w:val="clear" w:color="auto" w:fill="FF0000"/>
+          </w:tcPr>
+          <w:p>
+            <w:pPr>
+              <w:pStyle w:val="ListParagraph"/>
+              <w:ind w:left="0"/>
+              <w:rPr>
+                <w:color w:val="FFFFFF" w:themeColor="background1"/>
+              </w:rPr>
+            </w:pPr>
+            <w:r>
+              <w:rPr>
+                <w:color w:val="FFFFFF" w:themeColor="background1"/>
+              </w:rPr>
+              <w:t>08:00 – 09:45</w:t>
+            </w:r>
+          </w:p>
+        </w:tc>
+        <w:tc>
+          <w:tcPr>
+            <w:tcW w:w="0" w:type="auto"/>
+            <w:shd w:val="clear" w:color="auto" w:fill="FFFF00"/>
+          </w:tcPr>
+          <w:p>
+            <w:pPr>
+              <w:pStyle w:val="ListParagraph"/>
+              <w:ind w:left="0"/>
+            </w:pPr>
+            <w:r>
+              <w:t>10:15 – 12:00</w:t>
+            </w:r>
+          </w:p>
+        </w:tc>
+      </w:tr>
+      <w:tr>
+        <w:tc>
+          <w:tcPr>
+            <w:tcW w:w="0" w:type="auto"/>
+          </w:tcPr>
+          <w:p>
+            <w:pPr>
+              <w:pStyle w:val="ListParagraph"/>
+              <w:ind w:left="0"/>
+            </w:pPr>
+            <w:r>
+              <w:t>Wildan Akhram Pratama</w:t>
+            </w:r>
+          </w:p>
+        </w:tc>
+        <w:tc>
+          <w:tcPr>
+            <w:tcW w:w="0" w:type="auto"/>
+          </w:tcPr>
+          <w:p>
+            <w:pPr>
+              <w:pStyle w:val="ListParagraph"/>
+              <w:ind w:left="0"/>
+            </w:pPr>
+            <w:r>
+              <w:rPr>
+                <w:rFonts w:ascii="Segoe UI Emoji" w:hAnsi="Segoe UI Emoji" w:cs="Segoe UI Emoji"/>
+              </w:rPr>
+              <w:t>❌</w:t>
+            </w:r>
+          </w:p>
+        </w:tc>
+        <w:tc>
+          <w:tcPr>
+            <w:tcW w:w="0" w:type="auto"/>
+            <w:shd w:val="clear" w:color="auto" w:fill="FF0000"/>
+          </w:tcPr>
+          <w:p>
+            <w:pPr>
+              <w:pStyle w:val="ListParagraph"/>
+              <w:ind w:left="0"/>
+              <w:rPr>
+                <w:color w:val="FFFFFF" w:themeColor="background1"/>
+              </w:rPr>
+            </w:pPr>
+            <w:r>
+              <w:rPr>
+                <w:color w:val="FFFFFF" w:themeColor="background1"/>
+              </w:rPr>
+              <w:t>08:00 – 09:45</w:t>
+            </w:r>
+          </w:p>
+        </w:tc>
+        <w:tc>
+          <w:tcPr>
+            <w:tcW w:w="0" w:type="auto"/>
+            <w:shd w:val="clear" w:color="auto" w:fill="FFFF00"/>
+          </w:tcPr>
+          <w:p>
+            <w:pPr>
+              <w:pStyle w:val="ListParagraph"/>
+              <w:ind w:left="0"/>
+            </w:pPr>
+            <w:r>
+              <w:t>10:15 – 12:00</w:t>
+            </w:r>
+          </w:p>
+        </w:tc>
+      </w:tr>
+      <w:tr>
+        <w:tc>
+          <w:tcPr>
+            <w:tcW w:w="0" w:type="auto"/>
+          </w:tcPr>
+          <w:p>
+            <w:pPr>
+              <w:pStyle w:val="ListParagraph"/>
+              <w:ind w:left="0"/>
+            </w:pPr>
+            <w:r>
+              <w:t>Zufar Lahidh Royyan Ash Shiddiq</w:t>
+            </w:r>
+          </w:p>
+        </w:tc>
+        <w:tc>
+          <w:tcPr>
+            <w:tcW w:w="0" w:type="auto"/>
+          </w:tcPr>
+          <w:p>
+            <w:pPr>
+              <w:pStyle w:val="ListParagraph"/>
+              <w:ind w:left="0"/>
+            </w:pPr>
+          </w:p>
+        </w:tc>
+        <w:tc>
+          <w:tcPr>
+            <w:tcW w:w="0" w:type="auto"/>
+            <w:shd w:val="clear" w:color="auto" w:fill="FF0000"/>
+          </w:tcPr>
+          <w:p>
+            <w:pPr>
+              <w:pStyle w:val="ListParagraph"/>
+              <w:ind w:left="0"/>
+              <w:rPr>
+                <w:color w:val="FFFFFF" w:themeColor="background1"/>
+              </w:rPr>
+            </w:pPr>
+            <w:r>
+              <w:rPr>
+                <w:color w:val="FFFFFF" w:themeColor="background1"/>
+              </w:rPr>
+              <w:t>08:00 – 09:45</w:t>
+            </w:r>
+          </w:p>
+        </w:tc>
+        <w:tc>
+          <w:tcPr>
+            <w:tcW w:w="0" w:type="auto"/>
+            <w:shd w:val="clear" w:color="auto" w:fill="FFFF00"/>
+          </w:tcPr>
+          <w:p>
+            <w:pPr>
+              <w:pStyle w:val="ListParagraph"/>
+              <w:ind w:left="0"/>
+            </w:pPr>
+            <w:r>
+              <w:t>10:15 – 12:00</w:t>
+            </w:r>
+          </w:p>
+        </w:tc>
+      </w:tr>
+    </w:tbl>
+    <w:p>
+      <w:pPr>
+        <w:pStyle w:val="ListParagraph"/>
+        <w:ind w:left="1440"/>
+      </w:pPr>
+    </w:p>
+    <w:p>
+      <w:pPr>
+        <w:pStyle w:val="ListParagraph"/>
+        <w:numPr>
+          <w:ilvl w:val="1"/>
+          <w:numId w:val="1"/>
+        </w:numPr>
+      </w:pPr>
+      <w:r>
+        <w:t>Mobil 2</w:t>
+      </w:r>
+    </w:p>
+    <w:tbl>
+      <w:tblPr>
+        <w:tblStyle w:val="TableGrid"/>
+        <w:tblW w:w="0" w:type="auto"/>
+        <w:tblInd w:w="1440" w:type="dxa"/>
+        <w:tblLook w:val="04A0" w:firstRow="1" w:lastRow="0" w:firstColumn="1" w:lastColumn="0" w:noHBand="0" w:noVBand="1"/>
+      </w:tblPr>
+      <w:tblGrid>
+        <w:gridCol w:w="3016"/>
+        <w:gridCol w:w="1240"/>
+        <w:gridCol w:w="1562"/>
+        <w:gridCol w:w="1562"/>
+      </w:tblGrid>
+      <w:tr>
+        <w:tc>
+          <w:tcPr>
+            <w:tcW w:w="0" w:type="auto"/>
+          </w:tcPr>
+          <w:p>
+            <w:pPr>
+              <w:pStyle w:val="ListParagraph"/>
+              <w:ind w:left="0"/>
+              <w:jc w:val="center"/>
+              <w:rPr>
+                <w:b/>
+                <w:bCs/>
+              </w:rPr>
+            </w:pPr>
+            <w:r>
+              <w:rPr>
+                <w:b/>
+                <w:bCs/>
+              </w:rPr>
+              <w:t>Nama</w:t>
+            </w:r>
+          </w:p>
+        </w:tc>
+        <w:tc>
+          <w:tcPr>
+            <w:tcW w:w="0" w:type="auto"/>
+          </w:tcPr>
+          <w:p>
+            <w:pPr>
+              <w:pStyle w:val="ListParagraph"/>
+              <w:ind w:left="0"/>
+              <w:jc w:val="center"/>
+              <w:rPr>
+                <w:b/>
+                <w:bCs/>
+              </w:rPr>
+            </w:pPr>
+            <w:r>
+              <w:rPr>
+                <w:b/>
+                <w:bCs/>
+              </w:rPr>
+              <w:t>Laptop?</w:t>
+            </w:r>
+          </w:p>
+        </w:tc>
+        <w:tc>
+          <w:tcPr>
+            <w:tcW w:w="0" w:type="auto"/>
+          </w:tcPr>
+          <w:p>
+            <w:pPr>
+              <w:pStyle w:val="ListParagraph"/>
+              <w:ind w:left="0"/>
+              <w:jc w:val="center"/>
+              <w:rPr>
+                <w:b/>
+                <w:bCs/>
+              </w:rPr>
+            </w:pPr>
+            <w:r>
+              <w:rPr>
+                <w:b/>
+                <w:bCs/>
+              </w:rPr>
+              <w:t>Sabtu</w:t>
+            </w:r>
+          </w:p>
+        </w:tc>
+        <w:tc>
+          <w:tcPr>
+            <w:tcW w:w="0" w:type="auto"/>
+          </w:tcPr>
+          <w:p>
+            <w:pPr>
+              <w:pStyle w:val="ListParagraph"/>
+              <w:ind w:left="0"/>
+              <w:jc w:val="center"/>
+              <w:rPr>
+                <w:b/>
+                <w:bCs/>
+              </w:rPr>
+            </w:pPr>
+            <w:r>
+              <w:rPr>
+                <w:b/>
+                <w:bCs/>
+              </w:rPr>
+              <w:t>Ahad</w:t>
+            </w:r>
+          </w:p>
+        </w:tc>
+      </w:tr>
+      <w:tr>
+        <w:tc>
+          <w:tcPr>
+            <w:tcW w:w="0" w:type="auto"/>
+          </w:tcPr>
+          <w:p>
+            <w:pPr>
+              <w:pStyle w:val="ListParagraph"/>
+              <w:ind w:left="0"/>
+            </w:pPr>
+            <w:r>
+              <w:t>Aaisyah Putri Az Zahra</w:t>
+            </w:r>
+          </w:p>
+        </w:tc>
+        <w:tc>
+          <w:tcPr>
+            <w:tcW w:w="0" w:type="auto"/>
+          </w:tcPr>
+          <w:p>
+            <w:pPr>
+              <w:pStyle w:val="ListParagraph"/>
+              <w:ind w:left="0"/>
+            </w:pPr>
+            <w:r>
+              <w:rPr>
+                <mc:AlternateContent>
+                  <mc:Choice Requires="w16se"/>
+                  <mc:Fallback>
+                    <w:rFonts w:ascii="Segoe UI Emoji" w:eastAsia="Segoe UI Emoji" w:hAnsi="Segoe UI Emoji" w:cs="Segoe UI Emoji"/>
+                  </mc:Fallback>
+                </mc:AlternateContent>
+              </w:rPr>
+              <mc:AlternateContent>
+                <mc:Choice Requires="w16se">
+                  <w16se:symEx w16se:font="Segoe UI Emoji" w16se:char="1F4BB"/>
+                </mc:Choice>
+                <mc:Fallback>
+                  <w:t>💻</w:t>
+                </mc:Fallback>
+              </mc:AlternateContent>
+            </w:r>
+            <w:r>
+              <w:t xml:space="preserve"> (Ahad)</w:t>
+            </w:r>
+          </w:p>
+        </w:tc>
+        <w:tc>
+          <w:tcPr>
+            <w:tcW w:w="0" w:type="auto"/>
+            <w:shd w:val="clear" w:color="auto" w:fill="FF0000"/>
+          </w:tcPr>
+          <w:p>
+            <w:pPr>
+              <w:pStyle w:val="ListParagraph"/>
+              <w:ind w:left="0"/>
+              <w:rPr>
+                <w:color w:val="FFFFFF" w:themeColor="background1"/>
+              </w:rPr>
+            </w:pPr>
+            <w:r>
+              <w:rPr>
+                <w:color w:val="FFFFFF" w:themeColor="background1"/>
+              </w:rPr>
+              <w:t>08:00 – 09:45</w:t>
+            </w:r>
+          </w:p>
+        </w:tc>
+        <w:tc>
+          <w:tcPr>
+            <w:tcW w:w="0" w:type="auto"/>
+            <w:shd w:val="clear" w:color="auto" w:fill="FFFF00"/>
+          </w:tcPr>
+          <w:p>
+            <w:pPr>
+              <w:pStyle w:val="ListParagraph"/>
+              <w:ind w:left="0"/>
+            </w:pPr>
+            <w:r>
+              <w:t>10:15 – 12:00</w:t>
+            </w:r>
+          </w:p>
+        </w:tc>
+      </w:tr>
+      <w:tr>
+        <w:tc>
+          <w:tcPr>
+            <w:tcW w:w="0" w:type="auto"/>
+          </w:tcPr>
+          <w:p>
+            <w:pPr>
+              <w:pStyle w:val="ListParagraph"/>
+              <w:ind w:left="0"/>
+            </w:pPr>
+            <w:r>
+              <w:t>AUDREY CALLYSTA FATIH</w:t>
+            </w:r>
+          </w:p>
+        </w:tc>
+        <w:tc>
+          <w:tcPr>
+            <w:tcW w:w="0" w:type="auto"/>
+          </w:tcPr>
+          <w:p>
+            <w:pPr>
+              <w:pStyle w:val="ListParagraph"/>
+              <w:ind w:left="0"/>
+            </w:pPr>
+          </w:p>
+        </w:tc>
+        <w:tc>
+          <w:tcPr>
+            <w:tcW w:w="0" w:type="auto"/>
+            <w:shd w:val="clear" w:color="auto" w:fill="FF0000"/>
+          </w:tcPr>
+          <w:p>
+            <w:pPr>
+              <w:pStyle w:val="ListParagraph"/>
+              <w:ind w:left="0"/>
+              <w:rPr>
+                <w:color w:val="FFFFFF" w:themeColor="background1"/>
+              </w:rPr>
+            </w:pPr>
+            <w:r>
+              <w:rPr>
+                <w:color w:val="FFFFFF" w:themeColor="background1"/>
+              </w:rPr>
+              <w:t>08:00 – 09:45</w:t>
+            </w:r>
+          </w:p>
+        </w:tc>
+        <w:tc>
+          <w:tcPr>
+            <w:tcW w:w="0" w:type="auto"/>
+            <w:shd w:val="clear" w:color="auto" w:fill="FFFF00"/>
+          </w:tcPr>
+          <w:p>
+            <w:pPr>
+              <w:pStyle w:val="ListParagraph"/>
+              <w:ind w:left="0"/>
+            </w:pPr>
+            <w:r>
+              <w:t>10:15 – 12:00</w:t>
+            </w:r>
+          </w:p>
+        </w:tc>
+      </w:tr>
+      <w:tr>
+        <w:tc>
+          <w:tcPr>
+            <w:tcW w:w="0" w:type="auto"/>
+          </w:tcPr>
+          <w:p>
+            <w:pPr>
+              <w:pStyle w:val="ListParagraph"/>
+              <w:ind w:left="0"/>
+            </w:pPr>
+            <w:r>
+              <w:t>KHANZA NUR ASSYIFA</w:t>
+            </w:r>
+          </w:p>
+        </w:tc>
+        <w:tc>
+          <w:tcPr>
+            <w:tcW w:w="0" w:type="auto"/>
+          </w:tcPr>
+          <w:p>
+            <w:pPr>
+              <w:pStyle w:val="ListParagraph"/>
+              <w:ind w:left="0"/>
+            </w:pPr>
+          </w:p>
+        </w:tc>
+        <w:tc>
+          <w:tcPr>
+            <w:tcW w:w="0" w:type="auto"/>
+          </w:tcPr>
+          <w:p>
+            <w:pPr>
+              <w:pStyle w:val="ListParagraph"/>
+              <w:ind w:left="0"/>
+            </w:pPr>
+          </w:p>
+        </w:tc>
+        <w:tc>
+          <w:tcPr>
+            <w:tcW w:w="0" w:type="auto"/>
+          </w:tcPr>
+          <w:p>
+            <w:pPr>
+              <w:pStyle w:val="ListParagraph"/>
+              <w:ind w:left="0"/>
+            </w:pPr>
+          </w:p>
+        </w:tc>
+      </w:tr>
+    </w:tbl>
+    <w:p>
+      <w:pPr>
+        <w:pStyle w:val="ListParagraph"/>
+        <w:ind w:left="1440"/>
+      </w:pPr>
+    </w:p>
+    <w:p>
+      <w:pPr>
+        <w:pStyle w:val="ListParagraph"/>
+        <w:numPr>
+          <w:ilvl w:val="0"/>
+          <w:numId w:val="1"/>
+        </w:numPr>
+      </w:pPr>
+      <w:r>
+        <w:t>PKBM Bangun Rejo</w:t>
+      </w:r>
+    </w:p>
+    <w:p>
+      <w:pPr>
+        <w:pStyle w:val="ListParagraph"/>
+        <w:numPr>
+          <w:ilvl w:val="1"/>
+          <w:numId w:val="1"/>
+        </w:numPr>
+      </w:pPr>
+      <w:proofErr w:type="gramStart"/>
+      <w:r>
+        <w:t>Pendamping :</w:t>
+      </w:r>
+      <w:proofErr w:type="gramEnd"/>
+      <w:r>
+        <w:t xml:space="preserve"> Ustadz Zaki &amp; Ustadzah Rahmah</w:t>
+      </w:r>
+    </w:p>
+    <w:p>
+      <w:pPr>
+        <w:pStyle w:val="ListParagraph"/>
+        <w:numPr>
+          <w:ilvl w:val="1"/>
+          <w:numId w:val="1"/>
+        </w:numPr>
+      </w:pPr>
+      <w:r>
+        <w:t>Mobil 1</w:t>
+      </w:r>
+    </w:p>
+    <w:tbl>
+      <w:tblPr>
+        <w:tblStyle w:val="TableGrid"/>
+        <w:tblW w:w="0" w:type="auto"/>
+        <w:tblInd w:w="1440" w:type="dxa"/>
+        <w:tblLook w:val="04A0" w:firstRow="1" w:lastRow="0" w:firstColumn="1" w:lastColumn="0" w:noHBand="0" w:noVBand="1"/>
+      </w:tblPr>
+      <w:tblGrid>
+        <w:gridCol w:w="2772"/>
+        <w:gridCol w:w="1084"/>
+        <w:gridCol w:w="1562"/>
+        <w:gridCol w:w="1562"/>
+      </w:tblGrid>
+      <w:tr>
+        <w:tc>
+          <w:tcPr>
+            <w:tcW w:w="0" w:type="auto"/>
+          </w:tcPr>
+          <w:p>
+            <w:pPr>
+              <w:pStyle w:val="ListParagraph"/>
+              <w:ind w:left="0"/>
+              <w:jc w:val="center"/>
+              <w:rPr>
+                <w:b/>
+                <w:bCs/>
+              </w:rPr>
+            </w:pPr>
+            <w:r>
+              <w:rPr>
+                <w:b/>
+                <w:bCs/>
+              </w:rPr>
+              <w:t>Nama</w:t>
+            </w:r>
+          </w:p>
+        </w:tc>
+        <w:tc>
+          <w:tcPr>
+            <w:tcW w:w="0" w:type="auto"/>
+          </w:tcPr>
+          <w:p>
+            <w:pPr>
+              <w:pStyle w:val="ListParagraph"/>
+              <w:ind w:left="0"/>
+              <w:jc w:val="center"/>
+              <w:rPr>
+                <w:b/>
+                <w:bCs/>
+              </w:rPr>
+            </w:pPr>
+            <w:r>
+              <w:rPr>
+                <w:b/>
+                <w:bCs/>
+              </w:rPr>
+              <w:t>Laptop?</w:t>
+            </w:r>
+          </w:p>
+        </w:tc>
+        <w:tc>
+          <w:tcPr>
+            <w:tcW w:w="0" w:type="auto"/>
+          </w:tcPr>
+          <w:p>
+            <w:pPr>
+              <w:pStyle w:val="ListParagraph"/>
+              <w:ind w:left="0"/>
+              <w:jc w:val="center"/>
+              <w:rPr>
+                <w:b/>
+                <w:bCs/>
+              </w:rPr>
+            </w:pPr>
+            <w:r>
+              <w:rPr>
+                <w:b/>
+                <w:bCs/>
+              </w:rPr>
+              <w:t>Sabtu</w:t>
+            </w:r>
+          </w:p>
+        </w:tc>
+        <w:tc>
+          <w:tcPr>
+            <w:tcW w:w="0" w:type="auto"/>
+          </w:tcPr>
+          <w:p>
+            <w:pPr>
+              <w:pStyle w:val="ListParagraph"/>
+              <w:ind w:left="0"/>
+              <w:jc w:val="center"/>
+              <w:rPr>
+                <w:b/>
+                <w:bCs/>
+              </w:rPr>
+            </w:pPr>
+            <w:r>
+              <w:rPr>
+                <w:b/>
+                <w:bCs/>
+              </w:rPr>
+              <w:t>Ahad</w:t>
+            </w:r>
+          </w:p>
+        </w:tc>
+      </w:tr>
+      <w:tr>
+        <w:tc>
+          <w:tcPr>
+            <w:tcW w:w="0" w:type="auto"/>
+          </w:tcPr>
+          <w:p>
+            <w:pPr>
+              <w:pStyle w:val="ListParagraph"/>
+              <w:ind w:left="0"/>
+            </w:pPr>
+            <w:r>
+              <w:t>Muhammad Nizam Ghifari</w:t>
+            </w:r>
+          </w:p>
+        </w:tc>
+        <w:tc>
+          <w:tcPr>
+            <w:tcW w:w="0" w:type="auto"/>
+          </w:tcPr>
+          <w:p>
+            <w:pPr>
+              <w:pStyle w:val="ListParagraph"/>
+              <w:ind w:left="0"/>
+            </w:pPr>
+            <w:r>
+              <w:rPr>
+                <mc:AlternateContent>
+                  <mc:Choice Requires="w16se"/>
+                  <mc:Fallback>
+                    <w:rFonts w:ascii="Segoe UI Emoji" w:eastAsia="Segoe UI Emoji" w:hAnsi="Segoe UI Emoji" w:cs="Segoe UI Emoji"/>
+                  </mc:Fallback>
+                </mc:AlternateContent>
+              </w:rPr>
+              <mc:AlternateContent>
+                <mc:Choice Requires="w16se">
+                  <w16se:symEx w16se:font="Segoe UI Emoji" w16se:char="1F4BB"/>
+                </mc:Choice>
+                <mc:Fallback>
+                  <w:t>💻</w:t>
+                </mc:Fallback>
+              </mc:AlternateContent>
+            </w:r>
+          </w:p>
+        </w:tc>
+        <w:tc>
+          <w:tcPr>
+            <w:tcW w:w="0" w:type="auto"/>
+            <w:shd w:val="clear" w:color="auto" w:fill="FF0000"/>
+          </w:tcPr>
+          <w:p>
+            <w:pPr>
+              <w:pStyle w:val="ListParagraph"/>
+              <w:ind w:left="0"/>
+              <w:rPr>
+                <w:color w:val="FFFFFF" w:themeColor="background1"/>
+              </w:rPr>
+            </w:pPr>
+            <w:r>
+              <w:rPr>
+                <w:color w:val="FFFFFF" w:themeColor="background1"/>
+              </w:rPr>
+              <w:t>08:00 – 09:45</w:t>
+            </w:r>
+          </w:p>
+        </w:tc>
+        <w:tc>
+          <w:tcPr>
+            <w:tcW w:w="0" w:type="auto"/>
+            <w:shd w:val="clear" w:color="auto" w:fill="FF0000"/>
+          </w:tcPr>
+          <w:p>
+            <w:pPr>
+              <w:pStyle w:val="ListParagraph"/>
+              <w:ind w:left="0"/>
+              <w:rPr>
+                <w:color w:val="FFFFFF" w:themeColor="background1"/>
+              </w:rPr>
+            </w:pPr>
+            <w:r>
+              <w:rPr>
+                <w:color w:val="FFFFFF" w:themeColor="background1"/>
+              </w:rPr>
+              <w:t>08:00 – 09:45</w:t>
+            </w:r>
+          </w:p>
+        </w:tc>
+      </w:tr>
+      <w:tr>
+        <w:tc>
+          <w:tcPr>
+            <w:tcW w:w="0" w:type="auto"/>
+          </w:tcPr>
+          <w:p>
+            <w:pPr>
+              <w:pStyle w:val="ListParagraph"/>
+              <w:ind w:left="0"/>
+            </w:pPr>
+            <w:r>
+              <w:t>Nadil AL Fayyadh</w:t>
+            </w:r>
+          </w:p>
+        </w:tc>
+        <w:tc>
+          <w:tcPr>
+            <w:tcW w:w="0" w:type="auto"/>
+          </w:tcPr>
+          <w:p>
+            <w:pPr>
+              <w:pStyle w:val="ListParagraph"/>
+              <w:ind w:left="0"/>
+            </w:pPr>
+          </w:p>
+        </w:tc>
+        <w:tc>
+          <w:tcPr>
+            <w:tcW w:w="0" w:type="auto"/>
+            <w:shd w:val="clear" w:color="auto" w:fill="FF0000"/>
+          </w:tcPr>
+          <w:p>
+            <w:pPr>
+              <w:pStyle w:val="ListParagraph"/>
+              <w:ind w:left="0"/>
+              <w:rPr>
+                <w:color w:val="FFFFFF" w:themeColor="background1"/>
+              </w:rPr>
+            </w:pPr>
+            <w:r>
+              <w:rPr>
+                <w:color w:val="FFFFFF" w:themeColor="background1"/>
+              </w:rPr>
+              <w:t>08:00 – 09:45</w:t>
+            </w:r>
+          </w:p>
+        </w:tc>
+        <w:tc>
+          <w:tcPr>
+            <w:tcW w:w="0" w:type="auto"/>
+            <w:shd w:val="clear" w:color="auto" w:fill="FF0000"/>
+          </w:tcPr>
+          <w:p>
+            <w:pPr>
+              <w:pStyle w:val="ListParagraph"/>
+              <w:ind w:left="0"/>
+              <w:rPr>
+                <w:color w:val="FFFFFF" w:themeColor="background1"/>
+              </w:rPr>
+            </w:pPr>
+            <w:r>
+              <w:rPr>
+                <w:color w:val="FFFFFF" w:themeColor="background1"/>
+              </w:rPr>
+              <w:t>08:00 – 09:45</w:t>
+            </w:r>
+          </w:p>
+        </w:tc>
+      </w:tr>
+      <w:tr>
+        <w:tc>
+          <w:tcPr>
+            <w:tcW w:w="0" w:type="auto"/>
+          </w:tcPr>
+          <w:p>
+            <w:pPr>
+              <w:pStyle w:val="ListParagraph"/>
+              <w:ind w:left="0"/>
+            </w:pPr>
+            <w:r>
+              <w:t>Wildhan Habibi Ariyadi</w:t>
+            </w:r>
+          </w:p>
+        </w:tc>
+        <w:tc>
+          <w:tcPr>
+            <w:tcW w:w="0" w:type="auto"/>
+          </w:tcPr>
+          <w:p>
+            <w:pPr>
+              <w:pStyle w:val="ListParagraph"/>
+              <w:ind w:left="0"/>
+            </w:pPr>
+          </w:p>
+        </w:tc>
+        <w:tc>
+          <w:tcPr>
+            <w:tcW w:w="0" w:type="auto"/>
+            <w:shd w:val="clear" w:color="auto" w:fill="FF0000"/>
+          </w:tcPr>
+          <w:p>
+            <w:pPr>
+              <w:pStyle w:val="ListParagraph"/>
+              <w:ind w:left="0"/>
+              <w:rPr>
+                <w:color w:val="FFFFFF" w:themeColor="background1"/>
+              </w:rPr>
+            </w:pPr>
+            <w:r>
+              <w:rPr>
+                <w:color w:val="FFFFFF" w:themeColor="background1"/>
+              </w:rPr>
+              <w:t>08:00 – 09:45</w:t>
+            </w:r>
+          </w:p>
+        </w:tc>
+        <w:tc>
+          <w:tcPr>
+            <w:tcW w:w="0" w:type="auto"/>
+            <w:shd w:val="clear" w:color="auto" w:fill="FF0000"/>
+          </w:tcPr>
+          <w:p>
+            <w:pPr>
+              <w:pStyle w:val="ListParagraph"/>
+              <w:ind w:left="0"/>
+              <w:rPr>
+                <w:color w:val="FFFFFF" w:themeColor="background1"/>
+              </w:rPr>
+            </w:pPr>
+            <w:r>
+              <w:rPr>
+                <w:color w:val="FFFFFF" w:themeColor="background1"/>
+              </w:rPr>
+              <w:t>08:00 – 09:45</w:t>
+            </w:r>
+          </w:p>
+        </w:tc>
+      </w:tr>
+      <w:tr>
+        <w:tc>
+          <w:tcPr>
+            <w:tcW w:w="0" w:type="auto"/>
+          </w:tcPr>
+          <w:p>
+            <w:pPr>
+              <w:pStyle w:val="ListParagraph"/>
+              <w:ind w:left="0"/>
+            </w:pPr>
+            <w:r>
+              <w:t>Hanif</w:t>
+            </w:r>
+            <w:r>
+              <w:t xml:space="preserve"> Syaifullaoh</w:t>
+            </w:r>
+          </w:p>
+        </w:tc>
+        <w:tc>
+          <w:tcPr>
+            <w:tcW w:w="0" w:type="auto"/>
+          </w:tcPr>
+          <w:p>
+            <w:pPr>
+              <w:pStyle w:val="ListParagraph"/>
+              <w:ind w:left="0"/>
+            </w:pPr>
+          </w:p>
+        </w:tc>
+        <w:tc>
+          <w:tcPr>
+            <w:tcW w:w="0" w:type="auto"/>
+            <w:shd w:val="clear" w:color="auto" w:fill="FF0000"/>
+          </w:tcPr>
+          <w:p>
+            <w:pPr>
+              <w:pStyle w:val="ListParagraph"/>
+              <w:ind w:left="0"/>
+              <w:rPr>
+                <w:color w:val="FFFFFF" w:themeColor="background1"/>
+              </w:rPr>
+            </w:pPr>
+            <w:r>
+              <w:rPr>
+                <w:color w:val="FFFFFF" w:themeColor="background1"/>
+              </w:rPr>
+              <w:t>08:00 – 09:45</w:t>
+            </w:r>
+          </w:p>
+        </w:tc>
+        <w:tc>
+          <w:tcPr>
+            <w:tcW w:w="0" w:type="auto"/>
+            <w:shd w:val="clear" w:color="auto" w:fill="FF0000"/>
+          </w:tcPr>
+          <w:p>
+            <w:pPr>
+              <w:pStyle w:val="ListParagraph"/>
+              <w:ind w:left="0"/>
+              <w:rPr>
+                <w:color w:val="FFFFFF" w:themeColor="background1"/>
+              </w:rPr>
+            </w:pPr>
+            <w:r>
+              <w:rPr>
+                <w:color w:val="FFFFFF" w:themeColor="background1"/>
+              </w:rPr>
+              <w:t>08:00 – 09:45</w:t>
+            </w:r>
+          </w:p>
+        </w:tc>
+      </w:tr>
+      <w:tr>
+        <w:tc>
+          <w:tcPr>
+            <w:tcW w:w="0" w:type="auto"/>
+          </w:tcPr>
+          <w:p>
+            <w:pPr>
+              <w:pStyle w:val="ListParagraph"/>
+              <w:ind w:left="0"/>
+            </w:pPr>
+            <w:r>
+              <w:t>Ifroyim</w:t>
+            </w:r>
+            <w:r>
+              <w:t xml:space="preserve"> Habibullah Fatah</w:t>
+            </w:r>
+          </w:p>
+        </w:tc>
+        <w:tc>
+          <w:tcPr>
+            <w:tcW w:w="0" w:type="auto"/>
+          </w:tcPr>
+          <w:p>
+            <w:pPr>
+              <w:pStyle w:val="ListParagraph"/>
+              <w:ind w:left="0"/>
+            </w:pPr>
+          </w:p>
+        </w:tc>
+        <w:tc>
+          <w:tcPr>
+            <w:tcW w:w="0" w:type="auto"/>
+            <w:shd w:val="clear" w:color="auto" w:fill="FFFF00"/>
+          </w:tcPr>
+          <w:p>
+            <w:pPr>
+              <w:pStyle w:val="ListParagraph"/>
+              <w:ind w:left="0"/>
+            </w:pPr>
+            <w:r>
+              <w:t>10:15 – 12:00</w:t>
+            </w:r>
+          </w:p>
+        </w:tc>
+        <w:tc>
+          <w:tcPr>
+            <w:tcW w:w="0" w:type="auto"/>
+            <w:shd w:val="clear" w:color="auto" w:fill="FFFF00"/>
+          </w:tcPr>
+          <w:p>
+            <w:pPr>
+              <w:pStyle w:val="ListParagraph"/>
+              <w:ind w:left="0"/>
+            </w:pPr>
+            <w:r>
+              <w:t>10:15 – 12:00</w:t>
+            </w:r>
+          </w:p>
+        </w:tc>
+      </w:tr>
+      <w:tr>
+        <w:tc>
+          <w:tcPr>
+            <w:tcW w:w="0" w:type="auto"/>
+          </w:tcPr>
+          <w:p>
+            <w:pPr>
+              <w:pStyle w:val="ListParagraph"/>
+              <w:ind w:left="0"/>
+            </w:pPr>
+            <w:r>
+              <w:t xml:space="preserve">Ahmad Abdullah </w:t>
+            </w:r>
+            <w:r>
+              <w:t>Kholis</w:t>
+            </w:r>
+            <w:r>
+              <w:t>h</w:t>
+            </w:r>
+          </w:p>
+        </w:tc>
+        <w:tc>
+          <w:tcPr>
+            <w:tcW w:w="0" w:type="auto"/>
+          </w:tcPr>
+          <w:p>
+            <w:pPr>
+              <w:pStyle w:val="ListParagraph"/>
+              <w:ind w:left="0"/>
+            </w:pPr>
+          </w:p>
+        </w:tc>
+        <w:tc>
+          <w:tcPr>
+            <w:tcW w:w="0" w:type="auto"/>
+            <w:shd w:val="clear" w:color="auto" w:fill="FFFF00"/>
+          </w:tcPr>
+          <w:p>
+            <w:pPr>
+              <w:pStyle w:val="ListParagraph"/>
+              <w:ind w:left="0"/>
+            </w:pPr>
+            <w:r>
+              <w:t>10:15 – 12:00</w:t>
+            </w:r>
+          </w:p>
+        </w:tc>
+        <w:tc>
+          <w:tcPr>
+            <w:tcW w:w="0" w:type="auto"/>
+            <w:shd w:val="clear" w:color="auto" w:fill="FFFF00"/>
+          </w:tcPr>
+          <w:p>
+            <w:pPr>
+              <w:pStyle w:val="ListParagraph"/>
+              <w:ind w:left="0"/>
+            </w:pPr>
+            <w:r>
+              <w:t>10:15 – 12:00</w:t>
+            </w:r>
+          </w:p>
+        </w:tc>
+      </w:tr>
+    </w:tbl>
+    <w:p>
+      <w:pPr>
+        <w:pStyle w:val="ListParagraph"/>
+        <w:ind w:left="1440"/>
+      </w:pPr>
+    </w:p>
+    <w:p>
+      <w:pPr>
+        <w:pStyle w:val="ListParagraph"/>
+        <w:ind w:left="1440"/>
+      </w:pPr>
+    </w:p>
+    <w:p>
+      <w:pPr>
+        <w:pStyle w:val="ListParagraph"/>
+        <w:ind w:left="1440"/>
+      </w:pPr>
+    </w:p>
+    <w:p>
+      <w:pPr>
+        <w:pStyle w:val="ListParagraph"/>
+        <w:ind w:left="1440"/>
+      </w:pPr>
+    </w:p>
+    <w:p>
+      <w:pPr>
+        <w:pStyle w:val="ListParagraph"/>
+        <w:ind w:left="1440"/>
+      </w:pPr>
+    </w:p>
+    <w:p>
+      <w:pPr>
+        <w:pStyle w:val="ListParagraph"/>
+        <w:ind w:left="1440"/>
+      </w:pPr>
       <w:bookmarkStart w:id="0" w:name="_GoBack"/>
       <w:bookmarkEnd w:id="0"/>
-      <w:r>
-        <w:t>uttaqin</w:t>
-      </w:r>
-    </w:p>
-    <w:p>
-      <w:pPr>
-        <w:pStyle w:val="ListParagraph"/>
-        <w:numPr>
-          <w:ilvl w:val="2"/>
-          <w:numId w:val="1"/>
-        </w:numPr>
-      </w:pPr>
-      <w:r>
-        <w:t>Kamil Khairul azam</w:t>
-      </w:r>
-    </w:p>
-    <w:p>
-      <w:pPr>
-        <w:pStyle w:val="ListParagraph"/>
-        <w:numPr>
-          <w:ilvl w:val="2"/>
-          <w:numId w:val="1"/>
-        </w:numPr>
-      </w:pPr>
-      <w:r>
-        <w:t>Muhammad Daffa Abdul Rafi</w:t>
-      </w:r>
-    </w:p>
-    <w:p>
-      <w:pPr>
-        <w:pStyle w:val="ListParagraph"/>
-        <w:numPr>
-          <w:ilvl w:val="2"/>
-          <w:numId w:val="1"/>
-        </w:numPr>
-      </w:pPr>
-      <w:r>
-        <w:t>Wildan Akhram Pratama</w:t>
-      </w:r>
-    </w:p>
-    <w:p>
-      <w:pPr>
-        <w:pStyle w:val="ListParagraph"/>
-        <w:numPr>
-          <w:ilvl w:val="2"/>
-          <w:numId w:val="1"/>
-        </w:numPr>
-      </w:pPr>
-      <w:r>
-        <w:t>Zufar Lahidh Royyan Ash Shiddiq</w:t>
-      </w:r>
     </w:p>
     <w:p>
       <w:pPr>
@@ -288,43 +1655,519 @@
         </w:numPr>
       </w:pPr>
       <w:r>
+        <w:lastRenderedPageBreak/>
         <w:t>Mobil 2</w:t>
       </w:r>
     </w:p>
-    <w:p>
-      <w:pPr>
-        <w:pStyle w:val="ListParagraph"/>
-        <w:numPr>
-          <w:ilvl w:val="2"/>
-          <w:numId w:val="1"/>
-        </w:numPr>
-      </w:pPr>
-      <w:r>
-        <w:t>Aaisyah Putri Az Zahra</w:t>
-      </w:r>
-    </w:p>
-    <w:p>
-      <w:pPr>
-        <w:pStyle w:val="ListParagraph"/>
-        <w:numPr>
-          <w:ilvl w:val="2"/>
-          <w:numId w:val="1"/>
-        </w:numPr>
-      </w:pPr>
-      <w:r>
-        <w:t>AUDREY CALLYSTA FATIH</w:t>
-      </w:r>
-    </w:p>
-    <w:p>
-      <w:pPr>
-        <w:pStyle w:val="ListParagraph"/>
-        <w:numPr>
-          <w:ilvl w:val="2"/>
-          <w:numId w:val="1"/>
-        </w:numPr>
-      </w:pPr>
-      <w:r>
-        <w:t>KHANZA NUR ASSYIFA</w:t>
+    <w:tbl>
+      <w:tblPr>
+        <w:tblStyle w:val="TableGrid"/>
+        <w:tblW w:w="0" w:type="auto"/>
+        <w:tblInd w:w="1440" w:type="dxa"/>
+        <w:tblLook w:val="04A0" w:firstRow="1" w:lastRow="0" w:firstColumn="1" w:lastColumn="0" w:noHBand="0" w:noVBand="1"/>
+      </w:tblPr>
+      <w:tblGrid>
+        <w:gridCol w:w="3298"/>
+        <w:gridCol w:w="1084"/>
+        <w:gridCol w:w="1562"/>
+        <w:gridCol w:w="1562"/>
+      </w:tblGrid>
+      <w:tr>
+        <w:tc>
+          <w:tcPr>
+            <w:tcW w:w="0" w:type="auto"/>
+          </w:tcPr>
+          <w:p>
+            <w:pPr>
+              <w:pStyle w:val="ListParagraph"/>
+              <w:ind w:left="0"/>
+              <w:jc w:val="center"/>
+              <w:rPr>
+                <w:b/>
+                <w:bCs/>
+              </w:rPr>
+            </w:pPr>
+            <w:r>
+              <w:rPr>
+                <w:b/>
+                <w:bCs/>
+              </w:rPr>
+              <w:t>Nama</w:t>
+            </w:r>
+          </w:p>
+        </w:tc>
+        <w:tc>
+          <w:tcPr>
+            <w:tcW w:w="0" w:type="auto"/>
+          </w:tcPr>
+          <w:p>
+            <w:pPr>
+              <w:pStyle w:val="ListParagraph"/>
+              <w:ind w:left="0"/>
+              <w:jc w:val="center"/>
+              <w:rPr>
+                <w:b/>
+                <w:bCs/>
+              </w:rPr>
+            </w:pPr>
+            <w:r>
+              <w:rPr>
+                <w:b/>
+                <w:bCs/>
+              </w:rPr>
+              <w:t>Laptop?</w:t>
+            </w:r>
+          </w:p>
+        </w:tc>
+        <w:tc>
+          <w:tcPr>
+            <w:tcW w:w="0" w:type="auto"/>
+          </w:tcPr>
+          <w:p>
+            <w:pPr>
+              <w:pStyle w:val="ListParagraph"/>
+              <w:ind w:left="0"/>
+              <w:jc w:val="center"/>
+              <w:rPr>
+                <w:b/>
+                <w:bCs/>
+              </w:rPr>
+            </w:pPr>
+            <w:r>
+              <w:rPr>
+                <w:b/>
+                <w:bCs/>
+              </w:rPr>
+              <w:t>Sabtu</w:t>
+            </w:r>
+          </w:p>
+        </w:tc>
+        <w:tc>
+          <w:tcPr>
+            <w:tcW w:w="0" w:type="auto"/>
+          </w:tcPr>
+          <w:p>
+            <w:pPr>
+              <w:pStyle w:val="ListParagraph"/>
+              <w:ind w:left="0"/>
+              <w:jc w:val="center"/>
+              <w:rPr>
+                <w:b/>
+                <w:bCs/>
+              </w:rPr>
+            </w:pPr>
+            <w:r>
+              <w:rPr>
+                <w:b/>
+                <w:bCs/>
+              </w:rPr>
+              <w:t>Ahad</w:t>
+            </w:r>
+          </w:p>
+        </w:tc>
+      </w:tr>
+      <w:tr>
+        <w:tc>
+          <w:tcPr>
+            <w:tcW w:w="0" w:type="auto"/>
+          </w:tcPr>
+          <w:p>
+            <w:pPr>
+              <w:pStyle w:val="ListParagraph"/>
+              <w:ind w:left="0"/>
+            </w:pPr>
+            <w:r>
+              <w:t>Syifa Salsabila</w:t>
+            </w:r>
+          </w:p>
+        </w:tc>
+        <w:tc>
+          <w:tcPr>
+            <w:tcW w:w="0" w:type="auto"/>
+          </w:tcPr>
+          <w:p>
+            <w:pPr>
+              <w:pStyle w:val="ListParagraph"/>
+              <w:ind w:left="0"/>
+            </w:pPr>
+          </w:p>
+        </w:tc>
+        <w:tc>
+          <w:tcPr>
+            <w:tcW w:w="0" w:type="auto"/>
+            <w:shd w:val="clear" w:color="auto" w:fill="FFFF00"/>
+          </w:tcPr>
+          <w:p>
+            <w:pPr>
+              <w:pStyle w:val="ListParagraph"/>
+              <w:ind w:left="0"/>
+            </w:pPr>
+            <w:r>
+              <w:t>10:15 – 12:00</w:t>
+            </w:r>
+          </w:p>
+        </w:tc>
+        <w:tc>
+          <w:tcPr>
+            <w:tcW w:w="0" w:type="auto"/>
+            <w:shd w:val="clear" w:color="auto" w:fill="FFFF00"/>
+          </w:tcPr>
+          <w:p>
+            <w:pPr>
+              <w:pStyle w:val="ListParagraph"/>
+              <w:ind w:left="0"/>
+            </w:pPr>
+            <w:r>
+              <w:t>10:15 – 12:00</w:t>
+            </w:r>
+          </w:p>
+        </w:tc>
+      </w:tr>
+      <w:tr>
+        <w:tc>
+          <w:tcPr>
+            <w:tcW w:w="0" w:type="auto"/>
+          </w:tcPr>
+          <w:p>
+            <w:pPr>
+              <w:pStyle w:val="ListParagraph"/>
+              <w:ind w:left="0"/>
+            </w:pPr>
+            <w:r>
+              <w:t>Aisyah Muwahhidah</w:t>
+            </w:r>
+          </w:p>
+        </w:tc>
+        <w:tc>
+          <w:tcPr>
+            <w:tcW w:w="0" w:type="auto"/>
+          </w:tcPr>
+          <w:p>
+            <w:pPr>
+              <w:pStyle w:val="ListParagraph"/>
+              <w:ind w:left="0"/>
+            </w:pPr>
+          </w:p>
+        </w:tc>
+        <w:tc>
+          <w:tcPr>
+            <w:tcW w:w="0" w:type="auto"/>
+            <w:shd w:val="clear" w:color="auto" w:fill="FFFF00"/>
+          </w:tcPr>
+          <w:p>
+            <w:pPr>
+              <w:pStyle w:val="ListParagraph"/>
+              <w:ind w:left="0"/>
+            </w:pPr>
+            <w:r>
+              <w:t>10:15 – 12:00</w:t>
+            </w:r>
+          </w:p>
+        </w:tc>
+        <w:tc>
+          <w:tcPr>
+            <w:tcW w:w="0" w:type="auto"/>
+            <w:shd w:val="clear" w:color="auto" w:fill="FFFF00"/>
+          </w:tcPr>
+          <w:p>
+            <w:pPr>
+              <w:pStyle w:val="ListParagraph"/>
+              <w:ind w:left="0"/>
+            </w:pPr>
+            <w:r>
+              <w:t>10:15 – 12:00</w:t>
+            </w:r>
+          </w:p>
+        </w:tc>
+      </w:tr>
+      <w:tr>
+        <w:tc>
+          <w:tcPr>
+            <w:tcW w:w="0" w:type="auto"/>
+          </w:tcPr>
+          <w:p>
+            <w:pPr>
+              <w:pStyle w:val="ListParagraph"/>
+              <w:ind w:left="0"/>
+            </w:pPr>
+            <w:r>
+              <w:t>Aiko</w:t>
+            </w:r>
+            <w:r>
+              <w:t xml:space="preserve"> Zahwa Syarofana</w:t>
+            </w:r>
+          </w:p>
+        </w:tc>
+        <w:tc>
+          <w:tcPr>
+            <w:tcW w:w="0" w:type="auto"/>
+          </w:tcPr>
+          <w:p>
+            <w:pPr>
+              <w:pStyle w:val="ListParagraph"/>
+              <w:ind w:left="0"/>
+            </w:pPr>
+          </w:p>
+        </w:tc>
+        <w:tc>
+          <w:tcPr>
+            <w:tcW w:w="0" w:type="auto"/>
+            <w:shd w:val="clear" w:color="auto" w:fill="FFFF00"/>
+          </w:tcPr>
+          <w:p>
+            <w:pPr>
+              <w:pStyle w:val="ListParagraph"/>
+              <w:ind w:left="0"/>
+            </w:pPr>
+            <w:r>
+              <w:t>10:15 – 12:00</w:t>
+            </w:r>
+          </w:p>
+        </w:tc>
+        <w:tc>
+          <w:tcPr>
+            <w:tcW w:w="0" w:type="auto"/>
+            <w:shd w:val="clear" w:color="auto" w:fill="FFFF00"/>
+          </w:tcPr>
+          <w:p>
+            <w:pPr>
+              <w:pStyle w:val="ListParagraph"/>
+              <w:ind w:left="0"/>
+            </w:pPr>
+            <w:r>
+              <w:t>10:15 – 12:00</w:t>
+            </w:r>
+          </w:p>
+        </w:tc>
+      </w:tr>
+      <w:tr>
+        <w:tc>
+          <w:tcPr>
+            <w:tcW w:w="0" w:type="auto"/>
+          </w:tcPr>
+          <w:p>
+            <w:pPr>
+              <w:pStyle w:val="ListParagraph"/>
+              <w:ind w:left="0"/>
+            </w:pPr>
+            <w:r>
+              <w:t>Amila</w:t>
+            </w:r>
+            <w:r>
+              <w:t xml:space="preserve"> Nahwal Haq</w:t>
+            </w:r>
+          </w:p>
+        </w:tc>
+        <w:tc>
+          <w:tcPr>
+            <w:tcW w:w="0" w:type="auto"/>
+          </w:tcPr>
+          <w:p>
+            <w:pPr>
+              <w:pStyle w:val="ListParagraph"/>
+              <w:ind w:left="0"/>
+            </w:pPr>
+          </w:p>
+        </w:tc>
+        <w:tc>
+          <w:tcPr>
+            <w:tcW w:w="0" w:type="auto"/>
+            <w:shd w:val="clear" w:color="auto" w:fill="FFFF00"/>
+          </w:tcPr>
+          <w:p>
+            <w:pPr>
+              <w:pStyle w:val="ListParagraph"/>
+              <w:ind w:left="0"/>
+            </w:pPr>
+            <w:r>
+              <w:t>10:15 – 12:00</w:t>
+            </w:r>
+          </w:p>
+        </w:tc>
+        <w:tc>
+          <w:tcPr>
+            <w:tcW w:w="0" w:type="auto"/>
+            <w:shd w:val="clear" w:color="auto" w:fill="FFFF00"/>
+          </w:tcPr>
+          <w:p>
+            <w:pPr>
+              <w:pStyle w:val="ListParagraph"/>
+              <w:ind w:left="0"/>
+            </w:pPr>
+            <w:r>
+              <w:t>10:15 – 12:00</w:t>
+            </w:r>
+          </w:p>
+        </w:tc>
+      </w:tr>
+      <w:tr>
+        <w:tc>
+          <w:tcPr>
+            <w:tcW w:w="0" w:type="auto"/>
+          </w:tcPr>
+          <w:p>
+            <w:pPr>
+              <w:pStyle w:val="ListParagraph"/>
+              <w:ind w:left="0"/>
+            </w:pPr>
+            <w:r>
+              <w:t>Zidane AL Asytar Syakur</w:t>
+            </w:r>
+          </w:p>
+        </w:tc>
+        <w:tc>
+          <w:tcPr>
+            <w:tcW w:w="0" w:type="auto"/>
+          </w:tcPr>
+          <w:p>
+            <w:pPr>
+              <w:pStyle w:val="ListParagraph"/>
+              <w:ind w:left="0"/>
+            </w:pPr>
+          </w:p>
+        </w:tc>
+        <w:tc>
+          <w:tcPr>
+            <w:tcW w:w="0" w:type="auto"/>
+            <w:shd w:val="clear" w:color="auto" w:fill="FF0000"/>
+          </w:tcPr>
+          <w:p>
+            <w:pPr>
+              <w:pStyle w:val="ListParagraph"/>
+              <w:ind w:left="0"/>
+              <w:rPr>
+                <w:color w:val="FFFFFF" w:themeColor="background1"/>
+              </w:rPr>
+            </w:pPr>
+            <w:r>
+              <w:rPr>
+                <w:color w:val="FFFFFF" w:themeColor="background1"/>
+              </w:rPr>
+              <w:t>08:00 – 09:45</w:t>
+            </w:r>
+          </w:p>
+        </w:tc>
+        <w:tc>
+          <w:tcPr>
+            <w:tcW w:w="0" w:type="auto"/>
+            <w:shd w:val="clear" w:color="auto" w:fill="FF0000"/>
+          </w:tcPr>
+          <w:p>
+            <w:pPr>
+              <w:pStyle w:val="ListParagraph"/>
+              <w:ind w:left="0"/>
+              <w:rPr>
+                <w:color w:val="FFFFFF" w:themeColor="background1"/>
+              </w:rPr>
+            </w:pPr>
+            <w:r>
+              <w:rPr>
+                <w:color w:val="FFFFFF" w:themeColor="background1"/>
+              </w:rPr>
+              <w:t>08:00 – 09:45</w:t>
+            </w:r>
+          </w:p>
+        </w:tc>
+      </w:tr>
+      <w:tr>
+        <w:tc>
+          <w:tcPr>
+            <w:tcW w:w="0" w:type="auto"/>
+          </w:tcPr>
+          <w:p>
+            <w:pPr>
+              <w:pStyle w:val="ListParagraph"/>
+              <w:ind w:left="0"/>
+            </w:pPr>
+            <w:r>
+              <w:t>Mirza</w:t>
+            </w:r>
+            <w:r>
+              <w:t xml:space="preserve"> Faeyza Raziq Ramadhan</w:t>
+            </w:r>
+          </w:p>
+        </w:tc>
+        <w:tc>
+          <w:tcPr>
+            <w:tcW w:w="0" w:type="auto"/>
+          </w:tcPr>
+          <w:p>
+            <w:pPr>
+              <w:pStyle w:val="ListParagraph"/>
+              <w:ind w:left="0"/>
+            </w:pPr>
+            <w:r>
+              <w:rPr>
+                <w:rFonts w:ascii="Segoe UI Emoji" w:hAnsi="Segoe UI Emoji" w:cs="Segoe UI Emoji"/>
+              </w:rPr>
+              <w:t>❌</w:t>
+            </w:r>
+          </w:p>
+        </w:tc>
+        <w:tc>
+          <w:tcPr>
+            <w:tcW w:w="0" w:type="auto"/>
+            <w:shd w:val="clear" w:color="auto" w:fill="FFFF00"/>
+          </w:tcPr>
+          <w:p>
+            <w:pPr>
+              <w:pStyle w:val="ListParagraph"/>
+              <w:ind w:left="0"/>
+            </w:pPr>
+            <w:r>
+              <w:t>10:15 – 12:00</w:t>
+            </w:r>
+          </w:p>
+        </w:tc>
+        <w:tc>
+          <w:tcPr>
+            <w:tcW w:w="0" w:type="auto"/>
+            <w:shd w:val="clear" w:color="auto" w:fill="FFFF00"/>
+          </w:tcPr>
+          <w:p>
+            <w:pPr>
+              <w:pStyle w:val="ListParagraph"/>
+              <w:ind w:left="0"/>
+            </w:pPr>
+            <w:r>
+              <w:t>10:15 – 12:00</w:t>
+            </w:r>
+          </w:p>
+        </w:tc>
+      </w:tr>
+    </w:tbl>
+    <w:p>
+      <w:pPr>
+        <w:pStyle w:val="ListParagraph"/>
+        <w:ind w:left="1440"/>
+      </w:pPr>
+    </w:p>
+    <w:p>
+      <w:pPr>
+        <w:pStyle w:val="ListParagraph"/>
+        <w:ind w:left="1440"/>
+      </w:pPr>
+    </w:p>
+    <w:p>
+      <w:r>
+        <w:t>Tahun depan menerima 3 pengabdian</w:t>
+      </w:r>
+      <w:r>
+        <w:t xml:space="preserve"> (Firman, Habib, Zaki)</w:t>
+      </w:r>
+      <w:r>
+        <w:t>. Jika lebih dari cukup, ada seorang yang pengabdian di Kuttab</w:t>
+      </w:r>
+    </w:p>
+    <w:p>
+      <w:r>
+        <w:t>Satu buku untuk serah terima ijazah</w:t>
+      </w:r>
+      <w:r>
+        <w:t>. Nggak boleh dititip</w:t>
+      </w:r>
+      <w:r>
+        <w:t>. Perlu satu waktu, ijazah harus diambil bersama</w:t>
       </w:r>
     </w:p>
     <w:p>
@@ -336,226 +2179,6 @@
         </w:numPr>
       </w:pPr>
       <w:r>
-        <w:t>PKBM Bangun Rejo</w:t>
-      </w:r>
-    </w:p>
-    <w:p>
-      <w:pPr>
-        <w:pStyle w:val="ListParagraph"/>
-        <w:numPr>
-          <w:ilvl w:val="1"/>
-          <w:numId w:val="1"/>
-        </w:numPr>
-      </w:pPr>
-      <w:proofErr w:type="gramStart"/>
-      <w:r>
-        <w:t>Pendamping :</w:t>
-      </w:r>
-      <w:proofErr w:type="gramEnd"/>
-      <w:r>
-        <w:t xml:space="preserve"> Ustadz Zaki &amp; Ustadzah Rahmah</w:t>
-      </w:r>
-    </w:p>
-    <w:p>
-      <w:pPr>
-        <w:pStyle w:val="ListParagraph"/>
-        <w:numPr>
-          <w:ilvl w:val="1"/>
-          <w:numId w:val="1"/>
-        </w:numPr>
-      </w:pPr>
-      <w:r>
-        <w:t>Mobil 1</w:t>
-      </w:r>
-    </w:p>
-    <w:p>
-      <w:pPr>
-        <w:pStyle w:val="ListParagraph"/>
-        <w:numPr>
-          <w:ilvl w:val="2"/>
-          <w:numId w:val="1"/>
-        </w:numPr>
-      </w:pPr>
-      <w:r>
-        <w:t>Muhammad Nizam Ghifari</w:t>
-      </w:r>
-    </w:p>
-    <w:p>
-      <w:pPr>
-        <w:pStyle w:val="ListParagraph"/>
-        <w:numPr>
-          <w:ilvl w:val="2"/>
-          <w:numId w:val="1"/>
-        </w:numPr>
-      </w:pPr>
-      <w:r>
-        <w:t>Nadil AL Fayyadh</w:t>
-      </w:r>
-    </w:p>
-    <w:p>
-      <w:pPr>
-        <w:pStyle w:val="ListParagraph"/>
-        <w:numPr>
-          <w:ilvl w:val="2"/>
-          <w:numId w:val="1"/>
-        </w:numPr>
-      </w:pPr>
-      <w:r>
-        <w:t>Wildhan Habibi Ariyadi</w:t>
-      </w:r>
-    </w:p>
-    <w:p>
-      <w:pPr>
-        <w:pStyle w:val="ListParagraph"/>
-        <w:numPr>
-          <w:ilvl w:val="2"/>
-          <w:numId w:val="1"/>
-        </w:numPr>
-      </w:pPr>
-      <w:r>
-        <w:t>Hanif</w:t>
-      </w:r>
-    </w:p>
-    <w:p>
-      <w:pPr>
-        <w:pStyle w:val="ListParagraph"/>
-        <w:numPr>
-          <w:ilvl w:val="2"/>
-          <w:numId w:val="1"/>
-        </w:numPr>
-      </w:pPr>
-      <w:r>
-        <w:t>Ifroyim</w:t>
-      </w:r>
-    </w:p>
-    <w:p>
-      <w:pPr>
-        <w:pStyle w:val="ListParagraph"/>
-        <w:numPr>
-          <w:ilvl w:val="2"/>
-          <w:numId w:val="1"/>
-        </w:numPr>
-      </w:pPr>
-      <w:r>
-        <w:t>Kholis</w:t>
-      </w:r>
-    </w:p>
-    <w:p>
-      <w:pPr>
-        <w:pStyle w:val="ListParagraph"/>
-        <w:numPr>
-          <w:ilvl w:val="1"/>
-          <w:numId w:val="1"/>
-        </w:numPr>
-      </w:pPr>
-      <w:r>
-        <w:t>Mobil 2</w:t>
-      </w:r>
-    </w:p>
-    <w:p>
-      <w:pPr>
-        <w:pStyle w:val="ListParagraph"/>
-        <w:numPr>
-          <w:ilvl w:val="2"/>
-          <w:numId w:val="1"/>
-        </w:numPr>
-      </w:pPr>
-      <w:r>
-        <w:t>Syifa Salsabila</w:t>
-      </w:r>
-    </w:p>
-    <w:p>
-      <w:pPr>
-        <w:pStyle w:val="ListParagraph"/>
-        <w:numPr>
-          <w:ilvl w:val="2"/>
-          <w:numId w:val="1"/>
-        </w:numPr>
-      </w:pPr>
-      <w:r>
-        <w:t>Aisyah Muwahhidah</w:t>
-      </w:r>
-    </w:p>
-    <w:p>
-      <w:pPr>
-        <w:pStyle w:val="ListParagraph"/>
-        <w:numPr>
-          <w:ilvl w:val="2"/>
-          <w:numId w:val="1"/>
-        </w:numPr>
-      </w:pPr>
-      <w:r>
-        <w:t>Aiko</w:t>
-      </w:r>
-    </w:p>
-    <w:p>
-      <w:pPr>
-        <w:pStyle w:val="ListParagraph"/>
-        <w:numPr>
-          <w:ilvl w:val="2"/>
-          <w:numId w:val="1"/>
-        </w:numPr>
-      </w:pPr>
-      <w:r>
-        <w:t>Amila</w:t>
-      </w:r>
-    </w:p>
-    <w:p>
-      <w:pPr>
-        <w:pStyle w:val="ListParagraph"/>
-        <w:numPr>
-          <w:ilvl w:val="2"/>
-          <w:numId w:val="1"/>
-        </w:numPr>
-      </w:pPr>
-      <w:r>
-        <w:t>Zidane AL Asytar Syakur</w:t>
-      </w:r>
-    </w:p>
-    <w:p>
-      <w:pPr>
-        <w:pStyle w:val="ListParagraph"/>
-        <w:numPr>
-          <w:ilvl w:val="2"/>
-          <w:numId w:val="1"/>
-        </w:numPr>
-      </w:pPr>
-      <w:r>
-        <w:t>Mirza</w:t>
-      </w:r>
-    </w:p>
-    <w:p>
-      <w:r>
-        <w:t>Tahun depan menerima 3 pengabdian</w:t>
-      </w:r>
-      <w:r>
-        <w:t xml:space="preserve"> (Firman, Habib, Zaki)</w:t>
-      </w:r>
-      <w:r>
-        <w:t>. Jika lebih dari cukup, ada seorang yang pengabdian di Kuttab</w:t>
-      </w:r>
-    </w:p>
-    <w:p>
-      <w:r>
-        <w:t>Satu buku untuk serah terima ijazah</w:t>
-      </w:r>
-      <w:r>
-        <w:t>. Nggak boleh dititip</w:t>
-      </w:r>
-      <w:r>
-        <w:t>. Perlu satu waktu, ijazah harus diambil bersama</w:t>
-      </w:r>
-    </w:p>
-    <w:p>
-      <w:pPr>
-        <w:pStyle w:val="ListParagraph"/>
-        <w:numPr>
-          <w:ilvl w:val="0"/>
-          <w:numId w:val="1"/>
-        </w:numPr>
-      </w:pPr>
-      <w:r>
-        <w:lastRenderedPageBreak/>
         <w:t>Belum terdata semua. Segera didata</w:t>
       </w:r>
     </w:p>
@@ -807,6 +2430,7 @@
         </w:numPr>
       </w:pPr>
       <w:r>
+        <w:lastRenderedPageBreak/>
         <w:t>Kesantrian</w:t>
       </w:r>
     </w:p>
@@ -1488,6 +3112,25 @@
       <w:contextualSpacing/>
     </w:pPr>
   </w:style>
+  <w:style w:type="table" w:styleId="TableGrid">
+    <w:name w:val="Table Grid"/>
+    <w:basedOn w:val="TableNormal"/>
+    <w:uiPriority w:val="59"/>
+    <w:rsid w:val="006233D7"/>
+    <w:pPr>
+      <w:spacing w:after="0" w:line="240" w:lineRule="auto"/>
+    </w:pPr>
+    <w:tblPr>
+      <w:tblBorders>
+        <w:top w:val="single" w:sz="4" w:space="0" w:color="auto"/>
+        <w:left w:val="single" w:sz="4" w:space="0" w:color="auto"/>
+        <w:bottom w:val="single" w:sz="4" w:space="0" w:color="auto"/>
+        <w:right w:val="single" w:sz="4" w:space="0" w:color="auto"/>
+        <w:insideH w:val="single" w:sz="4" w:space="0" w:color="auto"/>
+        <w:insideV w:val="single" w:sz="4" w:space="0" w:color="auto"/>
+      </w:tblBorders>
+    </w:tblPr>
+  </w:style>
 </w:styles>
 </file>
 

--- a/16. 6 April 2026/Rapat.docx
+++ b/16. 6 April 2026/Rapat.docx
@@ -1,6 +1,6 @@
 
 <file path=word/document.xml><?xml version="1.0" encoding="utf-8"?>
-<w:document xmlns:wpc="http://schemas.microsoft.com/office/word/2010/wordprocessingCanvas" xmlns:cx="http://schemas.microsoft.com/office/drawing/2014/chartex" xmlns:cx1="http://schemas.microsoft.com/office/drawing/2015/9/8/chartex" xmlns:cx2="http://schemas.microsoft.com/office/drawing/2015/10/21/chartex" xmlns:cx3="http://schemas.microsoft.com/office/drawing/2016/5/9/chartex" xmlns:cx4="http://schemas.microsoft.com/office/drawing/2016/5/10/chartex" xmlns:cx5="http://schemas.microsoft.com/office/drawing/2016/5/11/chartex" xmlns:cx6="http://schemas.microsoft.com/office/drawing/2016/5/12/chartex" xmlns:cx7="http://schemas.microsoft.com/office/drawing/2016/5/13/chartex" xmlns:cx8="http://schemas.microsoft.com/office/drawing/2016/5/14/chartex" xmlns:mc="http://schemas.openxmlformats.org/markup-compatibility/2006" xmlns:aink="http://schemas.microsoft.com/office/drawing/2016/ink" xmlns:am3d="http://schemas.microsoft.com/office/drawing/2017/model3d" xmlns:o="urn:schemas-microsoft-com:office:office" xmlns:r="http://schemas.openxmlformats.org/officeDocument/2006/relationships" xmlns:m="http://schemas.openxmlformats.org/officeDocument/2006/math" xmlns:v="urn:schemas-microsoft-com:vml" xmlns:wp14="http://schemas.microsoft.com/office/word/2010/wordprocessingDrawing" xmlns:wp="http://schemas.openxmlformats.org/drawingml/2006/wordprocessingDrawing" xmlns:w10="urn:schemas-microsoft-com:office:word" xmlns:w="http://schemas.openxmlformats.org/wordprocessingml/2006/main" xmlns:w14="http://schemas.microsoft.com/office/word/2010/wordml" xmlns:w15="http://schemas.microsoft.com/office/word/2012/wordml" xmlns:w16cex="http://schemas.microsoft.com/office/word/2018/wordml/cex" xmlns:w16cid="http://schemas.microsoft.com/office/word/2016/wordml/cid" xmlns:w16="http://schemas.microsoft.com/office/word/2018/wordml" xmlns:w16se="http://schemas.microsoft.com/office/word/2015/wordml/symex" xmlns:wpg="http://schemas.microsoft.com/office/word/2010/wordprocessingGroup" xmlns:wpi="http://schemas.microsoft.com/office/word/2010/wordprocessingInk" xmlns:wne="http://schemas.microsoft.com/office/word/2006/wordml" xmlns:wps="http://schemas.microsoft.com/office/word/2010/wordprocessingShape" mc:Ignorable="w14 w15 w16se w16cid w16 w16cex wp14">
+<w:document xmlns:wpc="http://schemas.microsoft.com/office/word/2010/wordprocessingCanvas" xmlns:cx="http://schemas.microsoft.com/office/drawing/2014/chartex" xmlns:cx1="http://schemas.microsoft.com/office/drawing/2015/9/8/chartex" xmlns:cx2="http://schemas.microsoft.com/office/drawing/2015/10/21/chartex" xmlns:cx3="http://schemas.microsoft.com/office/drawing/2016/5/9/chartex" xmlns:cx4="http://schemas.microsoft.com/office/drawing/2016/5/10/chartex" xmlns:cx5="http://schemas.microsoft.com/office/drawing/2016/5/11/chartex" xmlns:cx6="http://schemas.microsoft.com/office/drawing/2016/5/12/chartex" xmlns:cx7="http://schemas.microsoft.com/office/drawing/2016/5/13/chartex" xmlns:cx8="http://schemas.microsoft.com/office/drawing/2016/5/14/chartex" xmlns:mc="http://schemas.openxmlformats.org/markup-compatibility/2006" xmlns:aink="http://schemas.microsoft.com/office/drawing/2016/ink" xmlns:am3d="http://schemas.microsoft.com/office/drawing/2017/model3d" xmlns:o="urn:schemas-microsoft-com:office:office" xmlns:oel="http://schemas.microsoft.com/office/2019/extlst" xmlns:r="http://schemas.openxmlformats.org/officeDocument/2006/relationships" xmlns:m="http://schemas.openxmlformats.org/officeDocument/2006/math" xmlns:v="urn:schemas-microsoft-com:vml" xmlns:wp14="http://schemas.microsoft.com/office/word/2010/wordprocessingDrawing" xmlns:wp="http://schemas.openxmlformats.org/drawingml/2006/wordprocessingDrawing" xmlns:w10="urn:schemas-microsoft-com:office:word" xmlns:w="http://schemas.openxmlformats.org/wordprocessingml/2006/main" xmlns:w14="http://schemas.microsoft.com/office/word/2010/wordml" xmlns:w15="http://schemas.microsoft.com/office/word/2012/wordml" xmlns:w16cex="http://schemas.microsoft.com/office/word/2018/wordml/cex" xmlns:w16cid="http://schemas.microsoft.com/office/word/2016/wordml/cid" xmlns:w16="http://schemas.microsoft.com/office/word/2018/wordml" xmlns:w16du="http://schemas.microsoft.com/office/word/2023/wordml/word16du" xmlns:w16sdtdh="http://schemas.microsoft.com/office/word/2020/wordml/sdtdatahash" xmlns:w16sdtfl="http://schemas.microsoft.com/office/word/2024/wordml/sdtformatlock" xmlns:w16se="http://schemas.microsoft.com/office/word/2015/wordml/symex" xmlns:wpg="http://schemas.microsoft.com/office/word/2010/wordprocessingGroup" xmlns:wpi="http://schemas.microsoft.com/office/word/2010/wordprocessingInk" xmlns:wne="http://schemas.microsoft.com/office/word/2006/wordml" xmlns:wps="http://schemas.microsoft.com/office/word/2010/wordprocessingShape" mc:Ignorable="w14 w15 w16se w16cid w16 w16cex w16sdtdh w16sdtfl w16du wp14">
   <w:body>
     <w:p>
       <w:r>
@@ -8,13 +8,8 @@
       </w:r>
     </w:p>
     <w:p>
-      <w:proofErr w:type="gramStart"/>
-      <w:r>
-        <w:t>Tanggal :</w:t>
-      </w:r>
-      <w:proofErr w:type="gramEnd"/>
-      <w:r>
-        <w:t xml:space="preserve"> Senin, 6 April 2026</w:t>
+      <w:r>
+        <w:t>Tanggal : Senin, 6 April 2026</w:t>
       </w:r>
     </w:p>
     <w:p>
@@ -175,7 +170,6 @@
       <w:r>
         <w:br/>
       </w:r>
-      <w:proofErr w:type="gramStart"/>
       <w:r>
         <w:rPr>
           <mc:AlternateContent>
@@ -195,11 +189,7 @@
         </mc:AlternateContent>
       </w:r>
       <w:r>
-        <w:t xml:space="preserve"> :</w:t>
-      </w:r>
-      <w:proofErr w:type="gramEnd"/>
-      <w:r>
-        <w:t xml:space="preserve"> Memiliki laptop</w:t>
+        <w:t xml:space="preserve"> : Memiliki laptop</w:t>
       </w:r>
       <w:r>
         <w:br/>
@@ -208,13 +198,7 @@
         <w:rPr>
           <w:rFonts w:ascii="Segoe UI Emoji" w:hAnsi="Segoe UI Emoji" w:cs="Segoe UI Emoji"/>
         </w:rPr>
-        <w:t>❌</w:t>
-      </w:r>
-      <w:r>
-        <w:rPr>
-          <w:rFonts w:ascii="Segoe UI Emoji" w:hAnsi="Segoe UI Emoji" w:cs="Segoe UI Emoji"/>
-        </w:rPr>
-        <w:t xml:space="preserve"> : Tidak memiliki laptop</w:t>
+        <w:t>❌ : Tidak memiliki laptop</w:t>
       </w:r>
     </w:p>
     <w:p>
@@ -237,13 +221,8 @@
           <w:numId w:val="1"/>
         </w:numPr>
       </w:pPr>
-      <w:proofErr w:type="gramStart"/>
-      <w:r>
-        <w:t>Pendamping :</w:t>
-      </w:r>
-      <w:proofErr w:type="gramEnd"/>
-      <w:r>
-        <w:t xml:space="preserve"> Ustadz Zen &amp; Ustadzah Rania</w:t>
+      <w:r>
+        <w:t>Pendamping : Ustadz Zen &amp; Ustadzah Rania</w:t>
       </w:r>
     </w:p>
     <w:p>
@@ -1007,6 +986,12 @@
               <w:pStyle w:val="ListParagraph"/>
               <w:ind w:left="0"/>
             </w:pPr>
+            <w:r>
+              <w:rPr>
+                <w:rFonts w:ascii="Segoe UI Emoji" w:hAnsi="Segoe UI Emoji" w:cs="Segoe UI Emoji"/>
+              </w:rPr>
+              <w:t>❌</w:t>
+            </w:r>
           </w:p>
         </w:tc>
         <w:tc>
@@ -1059,13 +1044,8 @@
           <w:numId w:val="1"/>
         </w:numPr>
       </w:pPr>
-      <w:proofErr w:type="gramStart"/>
-      <w:r>
-        <w:t>Pendamping :</w:t>
-      </w:r>
-      <w:proofErr w:type="gramEnd"/>
-      <w:r>
-        <w:t xml:space="preserve"> Ustadz Zaki &amp; Ustadzah Rahmah</w:t>
+      <w:r>
+        <w:t>Pendamping : Ustadz Zaki &amp; Ustadzah Rahmah</w:t>
       </w:r>
     </w:p>
     <w:p>
@@ -1423,10 +1403,7 @@
               <w:ind w:left="0"/>
             </w:pPr>
             <w:r>
-              <w:t>Hanif</w:t>
-            </w:r>
-            <w:r>
-              <w:t xml:space="preserve"> Syaifullaoh</w:t>
+              <w:t>Hanif Syaifullaoh</w:t>
             </w:r>
           </w:p>
         </w:tc>
@@ -1495,10 +1472,7 @@
               <w:ind w:left="0"/>
             </w:pPr>
             <w:r>
-              <w:t>Ifroyim</w:t>
-            </w:r>
-            <w:r>
-              <w:t xml:space="preserve"> Habibullah Fatah</w:t>
+              <w:t>Ifroyim Habibullah Fatah</w:t>
             </w:r>
           </w:p>
         </w:tc>
@@ -1555,13 +1529,7 @@
               <w:ind w:left="0"/>
             </w:pPr>
             <w:r>
-              <w:t xml:space="preserve">Ahmad Abdullah </w:t>
-            </w:r>
-            <w:r>
-              <w:t>Kholis</w:t>
-            </w:r>
-            <w:r>
-              <w:t>h</w:t>
+              <w:t>Ahmad Abdullah Kholish</w:t>
             </w:r>
           </w:p>
         </w:tc>
@@ -1643,8 +1611,6 @@
         <w:pStyle w:val="ListParagraph"/>
         <w:ind w:left="1440"/>
       </w:pPr>
-      <w:bookmarkStart w:id="0" w:name="_GoBack"/>
-      <w:bookmarkEnd w:id="0"/>
     </w:p>
     <w:p>
       <w:pPr>
@@ -1790,6 +1756,24 @@
               <w:pStyle w:val="ListParagraph"/>
               <w:ind w:left="0"/>
             </w:pPr>
+            <w:r>
+              <w:rPr>
+                <mc:AlternateContent>
+                  <mc:Choice Requires="w16se"/>
+                  <mc:Fallback>
+                    <w:rFonts w:ascii="Segoe UI Emoji" w:eastAsia="Segoe UI Emoji" w:hAnsi="Segoe UI Emoji" w:cs="Segoe UI Emoji"/>
+                  </mc:Fallback>
+                </mc:AlternateContent>
+              </w:rPr>
+              <mc:AlternateContent>
+                <mc:Choice Requires="w16se">
+                  <w16se:symEx w16se:font="Segoe UI Emoji" w16se:char="1F4BB"/>
+                </mc:Choice>
+                <mc:Fallback>
+                  <w:t>💻</w:t>
+                </mc:Fallback>
+              </mc:AlternateContent>
+            </w:r>
           </w:p>
         </w:tc>
         <w:tc>
@@ -1891,10 +1875,7 @@
               <w:ind w:left="0"/>
             </w:pPr>
             <w:r>
-              <w:t>Aiko</w:t>
-            </w:r>
-            <w:r>
-              <w:t xml:space="preserve"> Zahwa Syarofana</w:t>
+              <w:t>Aiko Zahwa Syarofana</w:t>
             </w:r>
           </w:p>
         </w:tc>
@@ -1951,10 +1932,7 @@
               <w:ind w:left="0"/>
             </w:pPr>
             <w:r>
-              <w:t>Amila</w:t>
-            </w:r>
-            <w:r>
-              <w:t xml:space="preserve"> Nahwal Haq</w:t>
+              <w:t>Amila Nahwal Haq</w:t>
             </w:r>
           </w:p>
         </w:tc>
@@ -2080,10 +2058,7 @@
               <w:ind w:left="0"/>
             </w:pPr>
             <w:r>
-              <w:t>Mirza</w:t>
-            </w:r>
-            <w:r>
-              <w:t xml:space="preserve"> Faeyza Raziq Ramadhan</w:t>
+              <w:t>Mirza Faeyza Raziq Ramadhan</w:t>
             </w:r>
           </w:p>
         </w:tc>
@@ -2347,15 +2322,7 @@
         </w:numPr>
       </w:pPr>
       <w:r>
-        <w:t xml:space="preserve">Kuttab </w:t>
-      </w:r>
-      <w:proofErr w:type="gramStart"/>
-      <w:r>
-        <w:t>putra :</w:t>
-      </w:r>
-      <w:proofErr w:type="gramEnd"/>
-      <w:r>
-        <w:t xml:space="preserve"> </w:t>
+        <w:t xml:space="preserve">Kuttab putra : </w:t>
       </w:r>
       <w:r>
         <w:t>16</w:t>
@@ -2387,13 +2354,8 @@
           <w:numId w:val="1"/>
         </w:numPr>
       </w:pPr>
-      <w:proofErr w:type="gramStart"/>
-      <w:r>
-        <w:t>Tempat :</w:t>
-      </w:r>
-      <w:proofErr w:type="gramEnd"/>
-      <w:r>
-        <w:t xml:space="preserve"> 3.500.000</w:t>
+      <w:r>
+        <w:t>Tempat : 3.500.000</w:t>
       </w:r>
       <w:r>
         <w:t xml:space="preserve"> (tahun lalu)</w:t>
@@ -2548,7 +2510,7 @@
 </file>
 
 <file path=word/numbering.xml><?xml version="1.0" encoding="utf-8"?>
-<w:numbering xmlns:wpc="http://schemas.microsoft.com/office/word/2010/wordprocessingCanvas" xmlns:cx="http://schemas.microsoft.com/office/drawing/2014/chartex" xmlns:cx1="http://schemas.microsoft.com/office/drawing/2015/9/8/chartex" xmlns:cx2="http://schemas.microsoft.com/office/drawing/2015/10/21/chartex" xmlns:cx3="http://schemas.microsoft.com/office/drawing/2016/5/9/chartex" xmlns:cx4="http://schemas.microsoft.com/office/drawing/2016/5/10/chartex" xmlns:cx5="http://schemas.microsoft.com/office/drawing/2016/5/11/chartex" xmlns:cx6="http://schemas.microsoft.com/office/drawing/2016/5/12/chartex" xmlns:cx7="http://schemas.microsoft.com/office/drawing/2016/5/13/chartex" xmlns:cx8="http://schemas.microsoft.com/office/drawing/2016/5/14/chartex" xmlns:mc="http://schemas.openxmlformats.org/markup-compatibility/2006" xmlns:aink="http://schemas.microsoft.com/office/drawing/2016/ink" xmlns:am3d="http://schemas.microsoft.com/office/drawing/2017/model3d" xmlns:o="urn:schemas-microsoft-com:office:office" xmlns:r="http://schemas.openxmlformats.org/officeDocument/2006/relationships" xmlns:m="http://schemas.openxmlformats.org/officeDocument/2006/math" xmlns:v="urn:schemas-microsoft-com:vml" xmlns:wp14="http://schemas.microsoft.com/office/word/2010/wordprocessingDrawing" xmlns:wp="http://schemas.openxmlformats.org/drawingml/2006/wordprocessingDrawing" xmlns:w10="urn:schemas-microsoft-com:office:word" xmlns:w="http://schemas.openxmlformats.org/wordprocessingml/2006/main" xmlns:w14="http://schemas.microsoft.com/office/word/2010/wordml" xmlns:w15="http://schemas.microsoft.com/office/word/2012/wordml" xmlns:w16cex="http://schemas.microsoft.com/office/word/2018/wordml/cex" xmlns:w16cid="http://schemas.microsoft.com/office/word/2016/wordml/cid" xmlns:w16="http://schemas.microsoft.com/office/word/2018/wordml" xmlns:w16se="http://schemas.microsoft.com/office/word/2015/wordml/symex" xmlns:wpg="http://schemas.microsoft.com/office/word/2010/wordprocessingGroup" xmlns:wpi="http://schemas.microsoft.com/office/word/2010/wordprocessingInk" xmlns:wne="http://schemas.microsoft.com/office/word/2006/wordml" xmlns:wps="http://schemas.microsoft.com/office/word/2010/wordprocessingShape" mc:Ignorable="w14 w15 w16se w16cid w16 w16cex wp14">
+<w:numbering xmlns:wpc="http://schemas.microsoft.com/office/word/2010/wordprocessingCanvas" xmlns:cx="http://schemas.microsoft.com/office/drawing/2014/chartex" xmlns:cx1="http://schemas.microsoft.com/office/drawing/2015/9/8/chartex" xmlns:cx2="http://schemas.microsoft.com/office/drawing/2015/10/21/chartex" xmlns:cx3="http://schemas.microsoft.com/office/drawing/2016/5/9/chartex" xmlns:cx4="http://schemas.microsoft.com/office/drawing/2016/5/10/chartex" xmlns:cx5="http://schemas.microsoft.com/office/drawing/2016/5/11/chartex" xmlns:cx6="http://schemas.microsoft.com/office/drawing/2016/5/12/chartex" xmlns:cx7="http://schemas.microsoft.com/office/drawing/2016/5/13/chartex" xmlns:cx8="http://schemas.microsoft.com/office/drawing/2016/5/14/chartex" xmlns:mc="http://schemas.openxmlformats.org/markup-compatibility/2006" xmlns:aink="http://schemas.microsoft.com/office/drawing/2016/ink" xmlns:am3d="http://schemas.microsoft.com/office/drawing/2017/model3d" xmlns:o="urn:schemas-microsoft-com:office:office" xmlns:oel="http://schemas.microsoft.com/office/2019/extlst" xmlns:r="http://schemas.openxmlformats.org/officeDocument/2006/relationships" xmlns:m="http://schemas.openxmlformats.org/officeDocument/2006/math" xmlns:v="urn:schemas-microsoft-com:vml" xmlns:wp14="http://schemas.microsoft.com/office/word/2010/wordprocessingDrawing" xmlns:wp="http://schemas.openxmlformats.org/drawingml/2006/wordprocessingDrawing" xmlns:w10="urn:schemas-microsoft-com:office:word" xmlns:w="http://schemas.openxmlformats.org/wordprocessingml/2006/main" xmlns:w14="http://schemas.microsoft.com/office/word/2010/wordml" xmlns:w15="http://schemas.microsoft.com/office/word/2012/wordml" xmlns:w16cex="http://schemas.microsoft.com/office/word/2018/wordml/cex" xmlns:w16cid="http://schemas.microsoft.com/office/word/2016/wordml/cid" xmlns:w16="http://schemas.microsoft.com/office/word/2018/wordml" xmlns:w16du="http://schemas.microsoft.com/office/word/2023/wordml/word16du" xmlns:w16sdtdh="http://schemas.microsoft.com/office/word/2020/wordml/sdtdatahash" xmlns:w16sdtfl="http://schemas.microsoft.com/office/word/2024/wordml/sdtformatlock" xmlns:w16se="http://schemas.microsoft.com/office/word/2015/wordml/symex" xmlns:wpg="http://schemas.microsoft.com/office/word/2010/wordprocessingGroup" xmlns:wpi="http://schemas.microsoft.com/office/word/2010/wordprocessingInk" xmlns:wne="http://schemas.microsoft.com/office/word/2006/wordml" xmlns:wps="http://schemas.microsoft.com/office/word/2010/wordprocessingShape" mc:Ignorable="w14 w15 w16se w16cid w16 w16cex w16sdtdh w16sdtfl w16du wp14">
   <w:abstractNum w:abstractNumId="0" w15:restartNumberingAfterBreak="0">
     <w:nsid w:val="2F4368F7"/>
     <w:multiLevelType w:val="hybridMultilevel"/>
@@ -2661,14 +2623,14 @@
       </w:rPr>
     </w:lvl>
   </w:abstractNum>
-  <w:num w:numId="1">
+  <w:num w:numId="1" w16cid:durableId="588931269">
     <w:abstractNumId w:val="0"/>
   </w:num>
 </w:numbering>
 </file>
 
 <file path=word/styles.xml><?xml version="1.0" encoding="utf-8"?>
-<w:styles xmlns:mc="http://schemas.openxmlformats.org/markup-compatibility/2006" xmlns:r="http://schemas.openxmlformats.org/officeDocument/2006/relationships" xmlns:w="http://schemas.openxmlformats.org/wordprocessingml/2006/main" xmlns:w14="http://schemas.microsoft.com/office/word/2010/wordml" xmlns:w15="http://schemas.microsoft.com/office/word/2012/wordml" xmlns:w16cex="http://schemas.microsoft.com/office/word/2018/wordml/cex" xmlns:w16cid="http://schemas.microsoft.com/office/word/2016/wordml/cid" xmlns:w16="http://schemas.microsoft.com/office/word/2018/wordml" xmlns:w16se="http://schemas.microsoft.com/office/word/2015/wordml/symex" mc:Ignorable="w14 w15 w16se w16cid w16 w16cex">
+<w:styles xmlns:mc="http://schemas.openxmlformats.org/markup-compatibility/2006" xmlns:r="http://schemas.openxmlformats.org/officeDocument/2006/relationships" xmlns:w="http://schemas.openxmlformats.org/wordprocessingml/2006/main" xmlns:w14="http://schemas.microsoft.com/office/word/2010/wordml" xmlns:w15="http://schemas.microsoft.com/office/word/2012/wordml" xmlns:w16cex="http://schemas.microsoft.com/office/word/2018/wordml/cex" xmlns:w16cid="http://schemas.microsoft.com/office/word/2016/wordml/cid" xmlns:w16="http://schemas.microsoft.com/office/word/2018/wordml" xmlns:w16du="http://schemas.microsoft.com/office/word/2023/wordml/word16du" xmlns:w16sdtdh="http://schemas.microsoft.com/office/word/2020/wordml/sdtdatahash" xmlns:w16sdtfl="http://schemas.microsoft.com/office/word/2024/wordml/sdtformatlock" xmlns:w16se="http://schemas.microsoft.com/office/word/2015/wordml/symex" mc:Ignorable="w14 w15 w16se w16cid w16 w16cex w16sdtdh w16sdtfl w16du">
   <w:docDefaults>
     <w:rPrDefault>
       <w:rPr>

--- a/16. 6 April 2026/Rapat.docx
+++ b/16. 6 April 2026/Rapat.docx
@@ -1,6 +1,6 @@
 
 <file path=word/document.xml><?xml version="1.0" encoding="utf-8"?>
-<w:document xmlns:wpc="http://schemas.microsoft.com/office/word/2010/wordprocessingCanvas" xmlns:cx="http://schemas.microsoft.com/office/drawing/2014/chartex" xmlns:cx1="http://schemas.microsoft.com/office/drawing/2015/9/8/chartex" xmlns:cx2="http://schemas.microsoft.com/office/drawing/2015/10/21/chartex" xmlns:cx3="http://schemas.microsoft.com/office/drawing/2016/5/9/chartex" xmlns:cx4="http://schemas.microsoft.com/office/drawing/2016/5/10/chartex" xmlns:cx5="http://schemas.microsoft.com/office/drawing/2016/5/11/chartex" xmlns:cx6="http://schemas.microsoft.com/office/drawing/2016/5/12/chartex" xmlns:cx7="http://schemas.microsoft.com/office/drawing/2016/5/13/chartex" xmlns:cx8="http://schemas.microsoft.com/office/drawing/2016/5/14/chartex" xmlns:mc="http://schemas.openxmlformats.org/markup-compatibility/2006" xmlns:aink="http://schemas.microsoft.com/office/drawing/2016/ink" xmlns:am3d="http://schemas.microsoft.com/office/drawing/2017/model3d" xmlns:o="urn:schemas-microsoft-com:office:office" xmlns:oel="http://schemas.microsoft.com/office/2019/extlst" xmlns:r="http://schemas.openxmlformats.org/officeDocument/2006/relationships" xmlns:m="http://schemas.openxmlformats.org/officeDocument/2006/math" xmlns:v="urn:schemas-microsoft-com:vml" xmlns:wp14="http://schemas.microsoft.com/office/word/2010/wordprocessingDrawing" xmlns:wp="http://schemas.openxmlformats.org/drawingml/2006/wordprocessingDrawing" xmlns:w10="urn:schemas-microsoft-com:office:word" xmlns:w="http://schemas.openxmlformats.org/wordprocessingml/2006/main" xmlns:w14="http://schemas.microsoft.com/office/word/2010/wordml" xmlns:w15="http://schemas.microsoft.com/office/word/2012/wordml" xmlns:w16cex="http://schemas.microsoft.com/office/word/2018/wordml/cex" xmlns:w16cid="http://schemas.microsoft.com/office/word/2016/wordml/cid" xmlns:w16="http://schemas.microsoft.com/office/word/2018/wordml" xmlns:w16du="http://schemas.microsoft.com/office/word/2023/wordml/word16du" xmlns:w16sdtdh="http://schemas.microsoft.com/office/word/2020/wordml/sdtdatahash" xmlns:w16sdtfl="http://schemas.microsoft.com/office/word/2024/wordml/sdtformatlock" xmlns:w16se="http://schemas.microsoft.com/office/word/2015/wordml/symex" xmlns:wpg="http://schemas.microsoft.com/office/word/2010/wordprocessingGroup" xmlns:wpi="http://schemas.microsoft.com/office/word/2010/wordprocessingInk" xmlns:wne="http://schemas.microsoft.com/office/word/2006/wordml" xmlns:wps="http://schemas.microsoft.com/office/word/2010/wordprocessingShape" mc:Ignorable="w14 w15 w16se w16cid w16 w16cex w16sdtdh w16sdtfl w16du wp14">
+<w:document xmlns:wpc="http://schemas.microsoft.com/office/word/2010/wordprocessingCanvas" xmlns:cx="http://schemas.microsoft.com/office/drawing/2014/chartex" xmlns:cx1="http://schemas.microsoft.com/office/drawing/2015/9/8/chartex" xmlns:cx2="http://schemas.microsoft.com/office/drawing/2015/10/21/chartex" xmlns:cx3="http://schemas.microsoft.com/office/drawing/2016/5/9/chartex" xmlns:cx4="http://schemas.microsoft.com/office/drawing/2016/5/10/chartex" xmlns:cx5="http://schemas.microsoft.com/office/drawing/2016/5/11/chartex" xmlns:cx6="http://schemas.microsoft.com/office/drawing/2016/5/12/chartex" xmlns:cx7="http://schemas.microsoft.com/office/drawing/2016/5/13/chartex" xmlns:cx8="http://schemas.microsoft.com/office/drawing/2016/5/14/chartex" xmlns:mc="http://schemas.openxmlformats.org/markup-compatibility/2006" xmlns:aink="http://schemas.microsoft.com/office/drawing/2016/ink" xmlns:am3d="http://schemas.microsoft.com/office/drawing/2017/model3d" xmlns:o="urn:schemas-microsoft-com:office:office" xmlns:r="http://schemas.openxmlformats.org/officeDocument/2006/relationships" xmlns:m="http://schemas.openxmlformats.org/officeDocument/2006/math" xmlns:v="urn:schemas-microsoft-com:vml" xmlns:wp14="http://schemas.microsoft.com/office/word/2010/wordprocessingDrawing" xmlns:wp="http://schemas.openxmlformats.org/drawingml/2006/wordprocessingDrawing" xmlns:w10="urn:schemas-microsoft-com:office:word" xmlns:w="http://schemas.openxmlformats.org/wordprocessingml/2006/main" xmlns:w14="http://schemas.microsoft.com/office/word/2010/wordml" xmlns:w15="http://schemas.microsoft.com/office/word/2012/wordml" xmlns:w16cex="http://schemas.microsoft.com/office/word/2018/wordml/cex" xmlns:w16cid="http://schemas.microsoft.com/office/word/2016/wordml/cid" xmlns:w16="http://schemas.microsoft.com/office/word/2018/wordml" xmlns:w16se="http://schemas.microsoft.com/office/word/2015/wordml/symex" xmlns:wpg="http://schemas.microsoft.com/office/word/2010/wordprocessingGroup" xmlns:wpi="http://schemas.microsoft.com/office/word/2010/wordprocessingInk" xmlns:wne="http://schemas.microsoft.com/office/word/2006/wordml" xmlns:wps="http://schemas.microsoft.com/office/word/2010/wordprocessingShape" mc:Ignorable="w14 w15 w16se w16cid w16 w16cex wp14">
   <w:body>
     <w:p>
       <w:r>
@@ -1542,6 +1542,26 @@
               <w:pStyle w:val="ListParagraph"/>
               <w:ind w:left="0"/>
             </w:pPr>
+            <w:r>
+              <w:rPr>
+                <mc:AlternateContent>
+                  <mc:Choice Requires="w16se"/>
+                  <mc:Fallback>
+                    <w:rFonts w:ascii="Segoe UI Emoji" w:eastAsia="Segoe UI Emoji" w:hAnsi="Segoe UI Emoji" w:cs="Segoe UI Emoji"/>
+                  </mc:Fallback>
+                </mc:AlternateContent>
+              </w:rPr>
+              <mc:AlternateContent>
+                <mc:Choice Requires="w16se">
+                  <w16se:symEx w16se:font="Segoe UI Emoji" w16se:char="1F4BB"/>
+                </mc:Choice>
+                <mc:Fallback>
+                  <w:t>💻</w:t>
+                </mc:Fallback>
+              </mc:AlternateContent>
+            </w:r>
+            <w:bookmarkStart w:id="0" w:name="_GoBack"/>
+            <w:bookmarkEnd w:id="0"/>
           </w:p>
         </w:tc>
         <w:tc>
@@ -2510,7 +2530,7 @@
 </file>
 
 <file path=word/numbering.xml><?xml version="1.0" encoding="utf-8"?>
-<w:numbering xmlns:wpc="http://schemas.microsoft.com/office/word/2010/wordprocessingCanvas" xmlns:cx="http://schemas.microsoft.com/office/drawing/2014/chartex" xmlns:cx1="http://schemas.microsoft.com/office/drawing/2015/9/8/chartex" xmlns:cx2="http://schemas.microsoft.com/office/drawing/2015/10/21/chartex" xmlns:cx3="http://schemas.microsoft.com/office/drawing/2016/5/9/chartex" xmlns:cx4="http://schemas.microsoft.com/office/drawing/2016/5/10/chartex" xmlns:cx5="http://schemas.microsoft.com/office/drawing/2016/5/11/chartex" xmlns:cx6="http://schemas.microsoft.com/office/drawing/2016/5/12/chartex" xmlns:cx7="http://schemas.microsoft.com/office/drawing/2016/5/13/chartex" xmlns:cx8="http://schemas.microsoft.com/office/drawing/2016/5/14/chartex" xmlns:mc="http://schemas.openxmlformats.org/markup-compatibility/2006" xmlns:aink="http://schemas.microsoft.com/office/drawing/2016/ink" xmlns:am3d="http://schemas.microsoft.com/office/drawing/2017/model3d" xmlns:o="urn:schemas-microsoft-com:office:office" xmlns:oel="http://schemas.microsoft.com/office/2019/extlst" xmlns:r="http://schemas.openxmlformats.org/officeDocument/2006/relationships" xmlns:m="http://schemas.openxmlformats.org/officeDocument/2006/math" xmlns:v="urn:schemas-microsoft-com:vml" xmlns:wp14="http://schemas.microsoft.com/office/word/2010/wordprocessingDrawing" xmlns:wp="http://schemas.openxmlformats.org/drawingml/2006/wordprocessingDrawing" xmlns:w10="urn:schemas-microsoft-com:office:word" xmlns:w="http://schemas.openxmlformats.org/wordprocessingml/2006/main" xmlns:w14="http://schemas.microsoft.com/office/word/2010/wordml" xmlns:w15="http://schemas.microsoft.com/office/word/2012/wordml" xmlns:w16cex="http://schemas.microsoft.com/office/word/2018/wordml/cex" xmlns:w16cid="http://schemas.microsoft.com/office/word/2016/wordml/cid" xmlns:w16="http://schemas.microsoft.com/office/word/2018/wordml" xmlns:w16du="http://schemas.microsoft.com/office/word/2023/wordml/word16du" xmlns:w16sdtdh="http://schemas.microsoft.com/office/word/2020/wordml/sdtdatahash" xmlns:w16sdtfl="http://schemas.microsoft.com/office/word/2024/wordml/sdtformatlock" xmlns:w16se="http://schemas.microsoft.com/office/word/2015/wordml/symex" xmlns:wpg="http://schemas.microsoft.com/office/word/2010/wordprocessingGroup" xmlns:wpi="http://schemas.microsoft.com/office/word/2010/wordprocessingInk" xmlns:wne="http://schemas.microsoft.com/office/word/2006/wordml" xmlns:wps="http://schemas.microsoft.com/office/word/2010/wordprocessingShape" mc:Ignorable="w14 w15 w16se w16cid w16 w16cex w16sdtdh w16sdtfl w16du wp14">
+<w:numbering xmlns:wpc="http://schemas.microsoft.com/office/word/2010/wordprocessingCanvas" xmlns:cx="http://schemas.microsoft.com/office/drawing/2014/chartex" xmlns:cx1="http://schemas.microsoft.com/office/drawing/2015/9/8/chartex" xmlns:cx2="http://schemas.microsoft.com/office/drawing/2015/10/21/chartex" xmlns:cx3="http://schemas.microsoft.com/office/drawing/2016/5/9/chartex" xmlns:cx4="http://schemas.microsoft.com/office/drawing/2016/5/10/chartex" xmlns:cx5="http://schemas.microsoft.com/office/drawing/2016/5/11/chartex" xmlns:cx6="http://schemas.microsoft.com/office/drawing/2016/5/12/chartex" xmlns:cx7="http://schemas.microsoft.com/office/drawing/2016/5/13/chartex" xmlns:cx8="http://schemas.microsoft.com/office/drawing/2016/5/14/chartex" xmlns:mc="http://schemas.openxmlformats.org/markup-compatibility/2006" xmlns:aink="http://schemas.microsoft.com/office/drawing/2016/ink" xmlns:am3d="http://schemas.microsoft.com/office/drawing/2017/model3d" xmlns:o="urn:schemas-microsoft-com:office:office" xmlns:r="http://schemas.openxmlformats.org/officeDocument/2006/relationships" xmlns:m="http://schemas.openxmlformats.org/officeDocument/2006/math" xmlns:v="urn:schemas-microsoft-com:vml" xmlns:wp14="http://schemas.microsoft.com/office/word/2010/wordprocessingDrawing" xmlns:wp="http://schemas.openxmlformats.org/drawingml/2006/wordprocessingDrawing" xmlns:w10="urn:schemas-microsoft-com:office:word" xmlns:w="http://schemas.openxmlformats.org/wordprocessingml/2006/main" xmlns:w14="http://schemas.microsoft.com/office/word/2010/wordml" xmlns:w15="http://schemas.microsoft.com/office/word/2012/wordml" xmlns:w16cex="http://schemas.microsoft.com/office/word/2018/wordml/cex" xmlns:w16cid="http://schemas.microsoft.com/office/word/2016/wordml/cid" xmlns:w16="http://schemas.microsoft.com/office/word/2018/wordml" xmlns:w16se="http://schemas.microsoft.com/office/word/2015/wordml/symex" xmlns:wpg="http://schemas.microsoft.com/office/word/2010/wordprocessingGroup" xmlns:wpi="http://schemas.microsoft.com/office/word/2010/wordprocessingInk" xmlns:wne="http://schemas.microsoft.com/office/word/2006/wordml" xmlns:wps="http://schemas.microsoft.com/office/word/2010/wordprocessingShape" mc:Ignorable="w14 w15 w16se w16cid w16 w16cex wp14">
   <w:abstractNum w:abstractNumId="0" w15:restartNumberingAfterBreak="0">
     <w:nsid w:val="2F4368F7"/>
     <w:multiLevelType w:val="hybridMultilevel"/>
@@ -2623,14 +2643,14 @@
       </w:rPr>
     </w:lvl>
   </w:abstractNum>
-  <w:num w:numId="1" w16cid:durableId="588931269">
+  <w:num w:numId="1">
     <w:abstractNumId w:val="0"/>
   </w:num>
 </w:numbering>
 </file>
 
 <file path=word/styles.xml><?xml version="1.0" encoding="utf-8"?>
-<w:styles xmlns:mc="http://schemas.openxmlformats.org/markup-compatibility/2006" xmlns:r="http://schemas.openxmlformats.org/officeDocument/2006/relationships" xmlns:w="http://schemas.openxmlformats.org/wordprocessingml/2006/main" xmlns:w14="http://schemas.microsoft.com/office/word/2010/wordml" xmlns:w15="http://schemas.microsoft.com/office/word/2012/wordml" xmlns:w16cex="http://schemas.microsoft.com/office/word/2018/wordml/cex" xmlns:w16cid="http://schemas.microsoft.com/office/word/2016/wordml/cid" xmlns:w16="http://schemas.microsoft.com/office/word/2018/wordml" xmlns:w16du="http://schemas.microsoft.com/office/word/2023/wordml/word16du" xmlns:w16sdtdh="http://schemas.microsoft.com/office/word/2020/wordml/sdtdatahash" xmlns:w16sdtfl="http://schemas.microsoft.com/office/word/2024/wordml/sdtformatlock" xmlns:w16se="http://schemas.microsoft.com/office/word/2015/wordml/symex" mc:Ignorable="w14 w15 w16se w16cid w16 w16cex w16sdtdh w16sdtfl w16du">
+<w:styles xmlns:mc="http://schemas.openxmlformats.org/markup-compatibility/2006" xmlns:r="http://schemas.openxmlformats.org/officeDocument/2006/relationships" xmlns:w="http://schemas.openxmlformats.org/wordprocessingml/2006/main" xmlns:w14="http://schemas.microsoft.com/office/word/2010/wordml" xmlns:w15="http://schemas.microsoft.com/office/word/2012/wordml" xmlns:w16cex="http://schemas.microsoft.com/office/word/2018/wordml/cex" xmlns:w16cid="http://schemas.microsoft.com/office/word/2016/wordml/cid" xmlns:w16="http://schemas.microsoft.com/office/word/2018/wordml" xmlns:w16se="http://schemas.microsoft.com/office/word/2015/wordml/symex" mc:Ignorable="w14 w15 w16se w16cid w16 w16cex">
   <w:docDefaults>
     <w:rPrDefault>
       <w:rPr>
